--- a/!Готовые работы/9.docx
+++ b/!Готовые работы/9.docx
@@ -1,65 +1,1969 @@
 
 <file path=word/document.xml><?xml version="1.0" encoding="utf-8"?>
-<w:document xmlns:wpc="http://schemas.microsoft.com/office/word/2010/wordprocessingCanvas" xmlns:cx="http://schemas.microsoft.com/office/drawing/2014/chartex" xmlns:cx1="http://schemas.microsoft.com/office/drawing/2015/9/8/chartex" xmlns:cx2="http://schemas.microsoft.com/office/drawing/2015/10/21/chartex" xmlns:cx3="http://schemas.microsoft.com/office/drawing/2016/5/9/chartex" xmlns:cx4="http://schemas.microsoft.com/office/drawing/2016/5/10/chartex" xmlns:cx5="http://schemas.microsoft.com/office/drawing/2016/5/11/chartex" xmlns:cx6="http://schemas.microsoft.com/office/drawing/2016/5/12/chartex" xmlns:cx7="http://schemas.microsoft.com/office/drawing/2016/5/13/chartex" xmlns:cx8="http://schemas.microsoft.com/office/drawing/2016/5/14/chartex" xmlns:mc="http://schemas.openxmlformats.org/markup-compatibility/2006" xmlns:aink="http://schemas.microsoft.com/office/drawing/2016/ink" xmlns:am3d="http://schemas.microsoft.com/office/drawing/2017/model3d" xmlns:o="urn:schemas-microsoft-com:office:office" xmlns:oel="http://schemas.microsoft.com/office/2019/extlst" xmlns:r="http://schemas.openxmlformats.org/officeDocument/2006/relationships" xmlns:m="http://schemas.openxmlformats.org/officeDocument/2006/math" xmlns:v="urn:schemas-microsoft-com:vml" xmlns:wp14="http://schemas.microsoft.com/office/word/2010/wordprocessingDrawing" xmlns:wp="http://schemas.openxmlformats.org/drawingml/2006/wordprocessingDrawing" xmlns:w10="urn:schemas-microsoft-com:office:word" xmlns:w="http://schemas.openxmlformats.org/wordprocessingml/2006/main" xmlns:w14="http://schemas.microsoft.com/office/word/2010/wordml" xmlns:w15="http://schemas.microsoft.com/office/word/2012/wordml" xmlns:w16cex="http://schemas.microsoft.com/office/word/2018/wordml/cex" xmlns:w16cid="http://schemas.microsoft.com/office/word/2016/wordml/cid" xmlns:w16="http://schemas.microsoft.com/office/word/2018/wordml" xmlns:w16du="http://schemas.microsoft.com/office/word/2023/wordml/word16du" xmlns:w16sdtdh="http://schemas.microsoft.com/office/word/2020/wordml/sdtdatahash" xmlns:w16sdtfl="http://schemas.microsoft.com/office/word/2024/wordml/sdtformatlock" xmlns:w16se="http://schemas.microsoft.com/office/word/2015/wordml/symex" xmlns:wpg="http://schemas.microsoft.com/office/word/2010/wordprocessingGroup" xmlns:wpi="http://schemas.microsoft.com/office/word/2010/wordprocessingInk" xmlns:wne="http://schemas.microsoft.com/office/word/2006/wordml" xmlns:wps="http://schemas.microsoft.com/office/word/2010/wordprocessingShape" mc:Ignorable="w14 w15 w16se w16cid w16 w16cex w16sdtdh w16sdtfl w16du wp14">
+<w:document xmlns:wpc="http://schemas.microsoft.com/office/word/2010/wordprocessingCanvas" xmlns:cx="http://schemas.microsoft.com/office/drawing/2014/chartex" xmlns:cx1="http://schemas.microsoft.com/office/drawing/2015/9/8/chartex" xmlns:cx2="http://schemas.microsoft.com/office/drawing/2015/10/21/chartex" xmlns:cx3="http://schemas.microsoft.com/office/drawing/2016/5/9/chartex" xmlns:cx4="http://schemas.microsoft.com/office/drawing/2016/5/10/chartex" xmlns:cx5="http://schemas.microsoft.com/office/drawing/2016/5/11/chartex" xmlns:cx6="http://schemas.microsoft.com/office/drawing/2016/5/12/chartex" xmlns:cx7="http://schemas.microsoft.com/office/drawing/2016/5/13/chartex" xmlns:cx8="http://schemas.microsoft.com/office/drawing/2016/5/14/chartex" xmlns:mc="http://schemas.openxmlformats.org/markup-compatibility/2006" xmlns:aink="http://schemas.microsoft.com/office/drawing/2016/ink" xmlns:am3d="http://schemas.microsoft.com/office/drawing/2017/model3d" xmlns:o="urn:schemas-microsoft-com:office:office" xmlns:oel="http://schemas.microsoft.com/office/2019/extlst" xmlns:r="http://schemas.openxmlformats.org/officeDocument/2006/relationships" xmlns:m="http://schemas.openxmlformats.org/officeDocument/2006/math" xmlns:v="urn:schemas-microsoft-com:vml" xmlns:wp14="http://schemas.microsoft.com/office/word/2010/wordprocessingDrawing" xmlns:wp="http://schemas.openxmlformats.org/drawingml/2006/wordprocessingDrawing" xmlns:w10="urn:schemas-microsoft-com:office:word" xmlns:w="http://schemas.openxmlformats.org/wordprocessingml/2006/main" xmlns:w14="http://schemas.microsoft.com/office/word/2010/wordml" xmlns:w15="http://schemas.microsoft.com/office/word/2012/wordml" xmlns:w16cex="http://schemas.microsoft.com/office/word/2018/wordml/cex" xmlns:w16cid="http://schemas.microsoft.com/office/word/2016/wordml/cid" xmlns:w16="http://schemas.microsoft.com/office/word/2018/wordml" xmlns:w16sdtdh="http://schemas.microsoft.com/office/word/2020/wordml/sdtdatahash" xmlns:w16se="http://schemas.microsoft.com/office/word/2015/wordml/symex" xmlns:wpg="http://schemas.microsoft.com/office/word/2010/wordprocessingGroup" xmlns:wpi="http://schemas.microsoft.com/office/word/2010/wordprocessingInk" xmlns:wne="http://schemas.microsoft.com/office/word/2006/wordml" xmlns:wps="http://schemas.microsoft.com/office/word/2010/wordprocessingShape" mc:Ignorable="w14 w15 w16se w16cid w16 w16cex w16sdtdh wp14">
   <w:body>
     <w:p>
       <w:pPr>
-        <w:ind w:firstLine="0"/>
-        <w:jc w:val="center"/>
+        <w:pStyle w:val="1"/>
+        <w:ind w:left="851"/>
         <w:rPr>
-          <w:b/>
-          <w:bCs/>
-          <w:lang w:val="en-US"/>
+          <w:sz w:val="28"/>
+          <w:szCs w:val="16"/>
         </w:rPr>
       </w:pPr>
+      <w:r>
+        <w:rPr>
+          <w:sz w:val="28"/>
+          <w:szCs w:val="16"/>
+        </w:rPr>
+        <w:t xml:space="preserve">Практическая работа. </w:t>
+      </w:r>
+      <w:r>
+        <w:rPr>
+          <w:sz w:val="28"/>
+          <w:szCs w:val="16"/>
+        </w:rPr>
+        <w:t xml:space="preserve">Раздел </w:t>
+      </w:r>
+      <w:r>
+        <w:rPr>
+          <w:sz w:val="28"/>
+          <w:szCs w:val="16"/>
+        </w:rPr>
+        <w:t>9</w:t>
+      </w:r>
+    </w:p>
+    <w:p>
       <w:r>
         <w:rPr>
           <w:b/>
-          <w:bCs/>
         </w:rPr>
-        <w:t xml:space="preserve">ЛАБОРАТОРНАЯ РАБОТА № </w:t>
+        <w:t>Тема</w:t>
       </w:r>
       <w:r>
         <w:rPr>
           <w:b/>
-          <w:bCs/>
-          <w:lang w:val="en-US"/>
         </w:rPr>
-        <w:t>1</w:t>
-      </w:r>
-    </w:p>
-    <w:p>
-      <w:pPr>
-        <w:rPr>
-          <w:lang w:val="en-US"/>
-        </w:rPr>
-      </w:pPr>
-      <w:r>
-        <w:rPr>
-          <w:b/>
-          <w:bCs/>
-        </w:rPr>
-        <w:t>Тема:</w:t>
+        <w:t>:</w:t>
       </w:r>
       <w:r>
         <w:t xml:space="preserve"> </w:t>
       </w:r>
+      <w:r>
+        <w:t>«</w:t>
+      </w:r>
+      <w:r>
+        <w:t>Проведение внутреннего тестирования ИС</w:t>
+      </w:r>
+      <w:r>
+        <w:t>»</w:t>
+      </w:r>
     </w:p>
     <w:p>
-      <w:pPr>
+      <w:r>
+        <w:rPr>
+          <w:b/>
+        </w:rPr>
+        <w:t>Цели</w:t>
+      </w:r>
+      <w:proofErr w:type="gramStart"/>
+      <w:r>
+        <w:rPr>
+          <w:b/>
+        </w:rPr>
+        <w:t>:</w:t>
+      </w:r>
+      <w:r>
+        <w:t xml:space="preserve"> </w:t>
+      </w:r>
+      <w:r>
+        <w:t>Разработать</w:t>
+      </w:r>
+      <w:proofErr w:type="gramEnd"/>
+      <w:r>
+        <w:t xml:space="preserve"> тестовый сценарий проекта, создать API для возврата данных из БД, разработать коллекцию запросов в </w:t>
+      </w:r>
+      <w:proofErr w:type="spellStart"/>
+      <w:r>
+        <w:t>Postman</w:t>
+      </w:r>
+      <w:proofErr w:type="spellEnd"/>
+      <w:r>
+        <w:t xml:space="preserve"> с </w:t>
+      </w:r>
+      <w:proofErr w:type="spellStart"/>
+      <w:r>
+        <w:t>автотестами</w:t>
+      </w:r>
+      <w:proofErr w:type="spellEnd"/>
+      <w:r>
+        <w:t>, заполнить протокол внутреннего тестирования.</w:t>
+      </w:r>
+    </w:p>
+    <w:p>
+      <w:r>
+        <w:rPr>
+          <w:b/>
+        </w:rPr>
+        <w:t>Вариант 22</w:t>
+      </w:r>
+      <w:r>
+        <w:rPr>
+          <w:b/>
+        </w:rPr>
+        <w:t>:</w:t>
+      </w:r>
+      <w:r>
+        <w:t xml:space="preserve"> Автоцентр «Плюс»</w:t>
+      </w:r>
+    </w:p>
+    <w:p>
+      <w:pPr>
+        <w:pStyle w:val="21"/>
+        <w:ind w:left="851"/>
+      </w:pPr>
+      <w:r>
+        <w:t>9.</w:t>
+      </w:r>
+      <w:r>
+        <w:t>1</w:t>
+      </w:r>
+      <w:r>
+        <w:t>. Тест-кейсы клиентского приложения</w:t>
+      </w:r>
+    </w:p>
+    <w:tbl>
+      <w:tblPr>
+        <w:tblStyle w:val="ad"/>
+        <w:tblW w:w="0" w:type="auto"/>
+        <w:tblLook w:val="04A0" w:firstRow="1" w:lastRow="0" w:firstColumn="1" w:lastColumn="0" w:noHBand="0" w:noVBand="1"/>
+      </w:tblPr>
+      <w:tblGrid>
+        <w:gridCol w:w="2398"/>
+        <w:gridCol w:w="2398"/>
+        <w:gridCol w:w="2399"/>
+        <w:gridCol w:w="2397"/>
+      </w:tblGrid>
+      <w:tr>
+        <w:tc>
+          <w:tcPr>
+            <w:tcW w:w="2400" w:type="dxa"/>
+          </w:tcPr>
+          <w:p>
+            <w:pPr>
+              <w:spacing w:after="20"/>
+              <w:rPr>
+                <w:sz w:val="20"/>
+                <w:szCs w:val="24"/>
+              </w:rPr>
+            </w:pPr>
+            <w:r>
+              <w:rPr>
+                <w:b/>
+                <w:sz w:val="20"/>
+                <w:szCs w:val="24"/>
+              </w:rPr>
+              <w:t>ID</w:t>
+            </w:r>
+          </w:p>
+        </w:tc>
+        <w:tc>
+          <w:tcPr>
+            <w:tcW w:w="2400" w:type="dxa"/>
+          </w:tcPr>
+          <w:p>
+            <w:pPr>
+              <w:spacing w:after="20"/>
+              <w:rPr>
+                <w:sz w:val="20"/>
+                <w:szCs w:val="24"/>
+              </w:rPr>
+            </w:pPr>
+            <w:r>
+              <w:rPr>
+                <w:b/>
+                <w:sz w:val="20"/>
+                <w:szCs w:val="24"/>
+              </w:rPr>
+              <w:t>Сценарий</w:t>
+            </w:r>
+          </w:p>
+        </w:tc>
+        <w:tc>
+          <w:tcPr>
+            <w:tcW w:w="2400" w:type="dxa"/>
+          </w:tcPr>
+          <w:p>
+            <w:pPr>
+              <w:spacing w:after="20"/>
+              <w:ind w:firstLine="0"/>
+              <w:rPr>
+                <w:sz w:val="20"/>
+                <w:szCs w:val="24"/>
+              </w:rPr>
+            </w:pPr>
+            <w:r>
+              <w:rPr>
+                <w:b/>
+                <w:sz w:val="20"/>
+                <w:szCs w:val="24"/>
+              </w:rPr>
+              <w:t>Ожидаемый результат</w:t>
+            </w:r>
+          </w:p>
+        </w:tc>
+        <w:tc>
+          <w:tcPr>
+            <w:tcW w:w="2400" w:type="dxa"/>
+          </w:tcPr>
+          <w:p>
+            <w:pPr>
+              <w:spacing w:after="20"/>
+              <w:rPr>
+                <w:sz w:val="20"/>
+                <w:szCs w:val="24"/>
+              </w:rPr>
+            </w:pPr>
+            <w:r>
+              <w:rPr>
+                <w:b/>
+                <w:sz w:val="20"/>
+                <w:szCs w:val="24"/>
+              </w:rPr>
+              <w:t>Статус</w:t>
+            </w:r>
+          </w:p>
+        </w:tc>
+      </w:tr>
+      <w:tr>
+        <w:tc>
+          <w:tcPr>
+            <w:tcW w:w="2400" w:type="dxa"/>
+          </w:tcPr>
+          <w:p>
+            <w:pPr>
+              <w:spacing w:after="20"/>
+              <w:rPr>
+                <w:sz w:val="20"/>
+                <w:szCs w:val="24"/>
+              </w:rPr>
+            </w:pPr>
+            <w:r>
+              <w:rPr>
+                <w:sz w:val="20"/>
+                <w:szCs w:val="24"/>
+              </w:rPr>
+              <w:t>TC-01</w:t>
+            </w:r>
+          </w:p>
+        </w:tc>
+        <w:tc>
+          <w:tcPr>
+            <w:tcW w:w="2400" w:type="dxa"/>
+          </w:tcPr>
+          <w:p>
+            <w:pPr>
+              <w:spacing w:after="20"/>
+              <w:ind w:firstLine="0"/>
+              <w:rPr>
+                <w:sz w:val="20"/>
+                <w:szCs w:val="24"/>
+              </w:rPr>
+            </w:pPr>
+            <w:r>
+              <w:rPr>
+                <w:sz w:val="20"/>
+                <w:szCs w:val="24"/>
+              </w:rPr>
+              <w:t xml:space="preserve">Успешный вход </w:t>
+            </w:r>
+            <w:proofErr w:type="spellStart"/>
+            <w:r>
+              <w:rPr>
+                <w:sz w:val="20"/>
+                <w:szCs w:val="24"/>
+              </w:rPr>
+              <w:t>admin</w:t>
+            </w:r>
+            <w:proofErr w:type="spellEnd"/>
+            <w:r>
+              <w:rPr>
+                <w:sz w:val="20"/>
+                <w:szCs w:val="24"/>
+              </w:rPr>
+              <w:t>/Admin123</w:t>
+            </w:r>
+          </w:p>
+        </w:tc>
+        <w:tc>
+          <w:tcPr>
+            <w:tcW w:w="2400" w:type="dxa"/>
+          </w:tcPr>
+          <w:p>
+            <w:pPr>
+              <w:spacing w:after="20"/>
+              <w:ind w:firstLine="0"/>
+              <w:rPr>
+                <w:sz w:val="20"/>
+                <w:szCs w:val="24"/>
+              </w:rPr>
+            </w:pPr>
+            <w:r>
+              <w:rPr>
+                <w:sz w:val="20"/>
+                <w:szCs w:val="24"/>
+              </w:rPr>
+              <w:t xml:space="preserve">Вход, роль </w:t>
+            </w:r>
+            <w:proofErr w:type="spellStart"/>
+            <w:r>
+              <w:rPr>
+                <w:sz w:val="20"/>
+                <w:szCs w:val="24"/>
+              </w:rPr>
+              <w:t>Admin</w:t>
+            </w:r>
+            <w:proofErr w:type="spellEnd"/>
+            <w:r>
+              <w:rPr>
+                <w:sz w:val="20"/>
+                <w:szCs w:val="24"/>
+              </w:rPr>
+              <w:t>, меню полностью</w:t>
+            </w:r>
+          </w:p>
+        </w:tc>
+        <w:tc>
+          <w:tcPr>
+            <w:tcW w:w="2400" w:type="dxa"/>
+          </w:tcPr>
+          <w:p>
+            <w:pPr>
+              <w:spacing w:after="20"/>
+              <w:ind w:firstLine="0"/>
+              <w:rPr>
+                <w:sz w:val="20"/>
+                <w:szCs w:val="24"/>
+              </w:rPr>
+            </w:pPr>
+            <w:r>
+              <w:rPr>
+                <w:sz w:val="20"/>
+                <w:szCs w:val="24"/>
+              </w:rPr>
+              <w:t>пройден</w:t>
+            </w:r>
+          </w:p>
+        </w:tc>
+      </w:tr>
+      <w:tr>
+        <w:tc>
+          <w:tcPr>
+            <w:tcW w:w="2400" w:type="dxa"/>
+          </w:tcPr>
+          <w:p>
+            <w:pPr>
+              <w:spacing w:after="20"/>
+              <w:rPr>
+                <w:sz w:val="20"/>
+                <w:szCs w:val="24"/>
+              </w:rPr>
+            </w:pPr>
+            <w:r>
+              <w:rPr>
+                <w:sz w:val="20"/>
+                <w:szCs w:val="24"/>
+              </w:rPr>
+              <w:t>TC-02</w:t>
+            </w:r>
+          </w:p>
+        </w:tc>
+        <w:tc>
+          <w:tcPr>
+            <w:tcW w:w="2400" w:type="dxa"/>
+          </w:tcPr>
+          <w:p>
+            <w:pPr>
+              <w:spacing w:after="20"/>
+              <w:ind w:firstLine="0"/>
+              <w:rPr>
+                <w:sz w:val="20"/>
+                <w:szCs w:val="24"/>
+              </w:rPr>
+            </w:pPr>
+            <w:r>
+              <w:rPr>
+                <w:sz w:val="20"/>
+                <w:szCs w:val="24"/>
+              </w:rPr>
+              <w:t>Неверный пароль</w:t>
+            </w:r>
+          </w:p>
+        </w:tc>
+        <w:tc>
+          <w:tcPr>
+            <w:tcW w:w="2400" w:type="dxa"/>
+          </w:tcPr>
+          <w:p>
+            <w:pPr>
+              <w:spacing w:after="20"/>
+              <w:ind w:firstLine="0"/>
+              <w:rPr>
+                <w:sz w:val="20"/>
+                <w:szCs w:val="24"/>
+              </w:rPr>
+            </w:pPr>
+            <w:r>
+              <w:rPr>
+                <w:sz w:val="20"/>
+                <w:szCs w:val="24"/>
+              </w:rPr>
+              <w:t>«Неверный логин или пароль», вход не выполняется</w:t>
+            </w:r>
+          </w:p>
+        </w:tc>
+        <w:tc>
+          <w:tcPr>
+            <w:tcW w:w="2400" w:type="dxa"/>
+          </w:tcPr>
+          <w:p>
+            <w:pPr>
+              <w:spacing w:after="20"/>
+              <w:ind w:firstLine="0"/>
+              <w:rPr>
+                <w:sz w:val="20"/>
+                <w:szCs w:val="24"/>
+              </w:rPr>
+            </w:pPr>
+            <w:r>
+              <w:rPr>
+                <w:sz w:val="20"/>
+                <w:szCs w:val="24"/>
+              </w:rPr>
+              <w:t>пройден</w:t>
+            </w:r>
+          </w:p>
+        </w:tc>
+      </w:tr>
+      <w:tr>
+        <w:tc>
+          <w:tcPr>
+            <w:tcW w:w="2400" w:type="dxa"/>
+          </w:tcPr>
+          <w:p>
+            <w:pPr>
+              <w:spacing w:after="20"/>
+              <w:rPr>
+                <w:sz w:val="20"/>
+                <w:szCs w:val="24"/>
+              </w:rPr>
+            </w:pPr>
+            <w:r>
+              <w:rPr>
+                <w:sz w:val="20"/>
+                <w:szCs w:val="24"/>
+              </w:rPr>
+              <w:t>TC-03</w:t>
+            </w:r>
+          </w:p>
+        </w:tc>
+        <w:tc>
+          <w:tcPr>
+            <w:tcW w:w="2400" w:type="dxa"/>
+          </w:tcPr>
+          <w:p>
+            <w:pPr>
+              <w:spacing w:after="20"/>
+              <w:ind w:firstLine="0"/>
+              <w:rPr>
+                <w:sz w:val="20"/>
+                <w:szCs w:val="24"/>
+              </w:rPr>
+            </w:pPr>
+            <w:r>
+              <w:rPr>
+                <w:sz w:val="20"/>
+                <w:szCs w:val="24"/>
+              </w:rPr>
+              <w:t>Пустой логин/пароль</w:t>
+            </w:r>
+          </w:p>
+        </w:tc>
+        <w:tc>
+          <w:tcPr>
+            <w:tcW w:w="2400" w:type="dxa"/>
+          </w:tcPr>
+          <w:p>
+            <w:pPr>
+              <w:spacing w:after="20"/>
+              <w:ind w:firstLine="0"/>
+              <w:rPr>
+                <w:sz w:val="20"/>
+                <w:szCs w:val="24"/>
+              </w:rPr>
+            </w:pPr>
+            <w:r>
+              <w:rPr>
+                <w:sz w:val="20"/>
+                <w:szCs w:val="24"/>
+              </w:rPr>
+              <w:t>Предупреждение, запрос к БД не выполняется</w:t>
+            </w:r>
+          </w:p>
+        </w:tc>
+        <w:tc>
+          <w:tcPr>
+            <w:tcW w:w="2400" w:type="dxa"/>
+          </w:tcPr>
+          <w:p>
+            <w:pPr>
+              <w:spacing w:after="20"/>
+              <w:ind w:firstLine="0"/>
+              <w:rPr>
+                <w:sz w:val="20"/>
+                <w:szCs w:val="24"/>
+              </w:rPr>
+            </w:pPr>
+            <w:r>
+              <w:rPr>
+                <w:sz w:val="20"/>
+                <w:szCs w:val="24"/>
+              </w:rPr>
+              <w:t>пройден</w:t>
+            </w:r>
+          </w:p>
+        </w:tc>
+      </w:tr>
+      <w:tr>
+        <w:tc>
+          <w:tcPr>
+            <w:tcW w:w="2400" w:type="dxa"/>
+          </w:tcPr>
+          <w:p>
+            <w:pPr>
+              <w:spacing w:after="20"/>
+              <w:rPr>
+                <w:sz w:val="20"/>
+                <w:szCs w:val="24"/>
+              </w:rPr>
+            </w:pPr>
+            <w:r>
+              <w:rPr>
+                <w:sz w:val="20"/>
+                <w:szCs w:val="24"/>
+              </w:rPr>
+              <w:t>TC-04</w:t>
+            </w:r>
+          </w:p>
+        </w:tc>
+        <w:tc>
+          <w:tcPr>
+            <w:tcW w:w="2400" w:type="dxa"/>
+          </w:tcPr>
+          <w:p>
+            <w:pPr>
+              <w:spacing w:after="20"/>
+              <w:ind w:firstLine="0"/>
+              <w:rPr>
+                <w:sz w:val="20"/>
+                <w:szCs w:val="24"/>
+              </w:rPr>
+            </w:pPr>
+            <w:r>
+              <w:rPr>
+                <w:sz w:val="20"/>
+                <w:szCs w:val="24"/>
+              </w:rPr>
+              <w:t xml:space="preserve">Вход под </w:t>
+            </w:r>
+            <w:proofErr w:type="spellStart"/>
+            <w:r>
+              <w:rPr>
+                <w:sz w:val="20"/>
+                <w:szCs w:val="24"/>
+              </w:rPr>
+              <w:t>Operator</w:t>
+            </w:r>
+            <w:proofErr w:type="spellEnd"/>
+          </w:p>
+        </w:tc>
+        <w:tc>
+          <w:tcPr>
+            <w:tcW w:w="2400" w:type="dxa"/>
+          </w:tcPr>
+          <w:p>
+            <w:pPr>
+              <w:spacing w:after="20"/>
+              <w:ind w:firstLine="0"/>
+              <w:rPr>
+                <w:sz w:val="20"/>
+                <w:szCs w:val="24"/>
+              </w:rPr>
+            </w:pPr>
+            <w:r>
+              <w:rPr>
+                <w:sz w:val="20"/>
+                <w:szCs w:val="24"/>
+              </w:rPr>
+              <w:t>Пункты «Отчёты» и «Пользователи» скрыты</w:t>
+            </w:r>
+          </w:p>
+        </w:tc>
+        <w:tc>
+          <w:tcPr>
+            <w:tcW w:w="2400" w:type="dxa"/>
+          </w:tcPr>
+          <w:p>
+            <w:pPr>
+              <w:spacing w:after="20"/>
+              <w:ind w:firstLine="0"/>
+              <w:rPr>
+                <w:sz w:val="20"/>
+                <w:szCs w:val="24"/>
+              </w:rPr>
+            </w:pPr>
+            <w:r>
+              <w:rPr>
+                <w:sz w:val="20"/>
+                <w:szCs w:val="24"/>
+              </w:rPr>
+              <w:t>пройден</w:t>
+            </w:r>
+          </w:p>
+        </w:tc>
+      </w:tr>
+      <w:tr>
+        <w:tc>
+          <w:tcPr>
+            <w:tcW w:w="2400" w:type="dxa"/>
+          </w:tcPr>
+          <w:p>
+            <w:pPr>
+              <w:spacing w:after="20"/>
+              <w:rPr>
+                <w:sz w:val="20"/>
+                <w:szCs w:val="24"/>
+              </w:rPr>
+            </w:pPr>
+            <w:r>
+              <w:rPr>
+                <w:sz w:val="20"/>
+                <w:szCs w:val="24"/>
+              </w:rPr>
+              <w:t>TC-05</w:t>
+            </w:r>
+          </w:p>
+        </w:tc>
+        <w:tc>
+          <w:tcPr>
+            <w:tcW w:w="2400" w:type="dxa"/>
+          </w:tcPr>
+          <w:p>
+            <w:pPr>
+              <w:spacing w:after="20"/>
+              <w:ind w:firstLine="0"/>
+              <w:rPr>
+                <w:sz w:val="20"/>
+                <w:szCs w:val="24"/>
+              </w:rPr>
+            </w:pPr>
+            <w:r>
+              <w:rPr>
+                <w:sz w:val="20"/>
+                <w:szCs w:val="24"/>
+              </w:rPr>
+              <w:t>Добавление клиента с существующим ИНН</w:t>
+            </w:r>
+          </w:p>
+        </w:tc>
+        <w:tc>
+          <w:tcPr>
+            <w:tcW w:w="2400" w:type="dxa"/>
+          </w:tcPr>
+          <w:p>
+            <w:pPr>
+              <w:spacing w:after="20"/>
+              <w:ind w:firstLine="0"/>
+              <w:rPr>
+                <w:sz w:val="20"/>
+                <w:szCs w:val="24"/>
+              </w:rPr>
+            </w:pPr>
+            <w:r>
+              <w:rPr>
+                <w:sz w:val="20"/>
+                <w:szCs w:val="24"/>
+              </w:rPr>
+              <w:t>Предупреждение о нарушении уникальности</w:t>
+            </w:r>
+          </w:p>
+        </w:tc>
+        <w:tc>
+          <w:tcPr>
+            <w:tcW w:w="2400" w:type="dxa"/>
+          </w:tcPr>
+          <w:p>
+            <w:pPr>
+              <w:spacing w:after="20"/>
+              <w:ind w:firstLine="0"/>
+              <w:rPr>
+                <w:sz w:val="20"/>
+                <w:szCs w:val="24"/>
+              </w:rPr>
+            </w:pPr>
+            <w:r>
+              <w:rPr>
+                <w:sz w:val="20"/>
+                <w:szCs w:val="24"/>
+              </w:rPr>
+              <w:t>пройден</w:t>
+            </w:r>
+          </w:p>
+        </w:tc>
+      </w:tr>
+      <w:tr>
+        <w:tc>
+          <w:tcPr>
+            <w:tcW w:w="2400" w:type="dxa"/>
+          </w:tcPr>
+          <w:p>
+            <w:pPr>
+              <w:spacing w:after="20"/>
+              <w:rPr>
+                <w:sz w:val="20"/>
+                <w:szCs w:val="24"/>
+              </w:rPr>
+            </w:pPr>
+            <w:r>
+              <w:rPr>
+                <w:sz w:val="20"/>
+                <w:szCs w:val="24"/>
+              </w:rPr>
+              <w:t>TC-06</w:t>
+            </w:r>
+          </w:p>
+        </w:tc>
+        <w:tc>
+          <w:tcPr>
+            <w:tcW w:w="2400" w:type="dxa"/>
+          </w:tcPr>
+          <w:p>
+            <w:pPr>
+              <w:spacing w:after="20"/>
+              <w:ind w:firstLine="0"/>
+              <w:rPr>
+                <w:sz w:val="20"/>
+                <w:szCs w:val="24"/>
+              </w:rPr>
+            </w:pPr>
+            <w:r>
+              <w:rPr>
+                <w:sz w:val="20"/>
+                <w:szCs w:val="24"/>
+              </w:rPr>
+              <w:t>В поле ID заказа введены буквы</w:t>
+            </w:r>
+          </w:p>
+        </w:tc>
+        <w:tc>
+          <w:tcPr>
+            <w:tcW w:w="2400" w:type="dxa"/>
+          </w:tcPr>
+          <w:p>
+            <w:pPr>
+              <w:spacing w:after="20"/>
+              <w:ind w:firstLine="0"/>
+              <w:rPr>
+                <w:sz w:val="20"/>
+                <w:szCs w:val="24"/>
+              </w:rPr>
+            </w:pPr>
+            <w:r>
+              <w:rPr>
+                <w:sz w:val="20"/>
+                <w:szCs w:val="24"/>
+              </w:rPr>
+              <w:t>Предупреждение, приложение не падает (</w:t>
+            </w:r>
+            <w:proofErr w:type="spellStart"/>
+            <w:r>
+              <w:rPr>
+                <w:sz w:val="20"/>
+                <w:szCs w:val="24"/>
+              </w:rPr>
+              <w:t>TryParse</w:t>
+            </w:r>
+            <w:proofErr w:type="spellEnd"/>
+            <w:r>
+              <w:rPr>
+                <w:sz w:val="20"/>
+                <w:szCs w:val="24"/>
+              </w:rPr>
+              <w:t>)</w:t>
+            </w:r>
+          </w:p>
+        </w:tc>
+        <w:tc>
+          <w:tcPr>
+            <w:tcW w:w="2400" w:type="dxa"/>
+          </w:tcPr>
+          <w:p>
+            <w:pPr>
+              <w:spacing w:after="20"/>
+              <w:ind w:firstLine="0"/>
+              <w:rPr>
+                <w:sz w:val="20"/>
+                <w:szCs w:val="24"/>
+              </w:rPr>
+            </w:pPr>
+            <w:r>
+              <w:rPr>
+                <w:sz w:val="20"/>
+                <w:szCs w:val="24"/>
+              </w:rPr>
+              <w:t>пройден</w:t>
+            </w:r>
+          </w:p>
+        </w:tc>
+      </w:tr>
+      <w:tr>
+        <w:tc>
+          <w:tcPr>
+            <w:tcW w:w="2400" w:type="dxa"/>
+          </w:tcPr>
+          <w:p>
+            <w:pPr>
+              <w:spacing w:after="20"/>
+              <w:rPr>
+                <w:sz w:val="20"/>
+                <w:szCs w:val="24"/>
+              </w:rPr>
+            </w:pPr>
+            <w:r>
+              <w:rPr>
+                <w:sz w:val="20"/>
+                <w:szCs w:val="24"/>
+              </w:rPr>
+              <w:t>TC-07</w:t>
+            </w:r>
+          </w:p>
+        </w:tc>
+        <w:tc>
+          <w:tcPr>
+            <w:tcW w:w="2400" w:type="dxa"/>
+          </w:tcPr>
+          <w:p>
+            <w:pPr>
+              <w:spacing w:after="20"/>
+              <w:ind w:firstLine="0"/>
+              <w:rPr>
+                <w:sz w:val="20"/>
+                <w:szCs w:val="24"/>
+              </w:rPr>
+            </w:pPr>
+            <w:r>
+              <w:rPr>
+                <w:sz w:val="20"/>
+                <w:szCs w:val="24"/>
+              </w:rPr>
+              <w:t>Заказ без позиций (стоимость 0)</w:t>
+            </w:r>
+          </w:p>
+        </w:tc>
+        <w:tc>
+          <w:tcPr>
+            <w:tcW w:w="2400" w:type="dxa"/>
+          </w:tcPr>
+          <w:p>
+            <w:pPr>
+              <w:spacing w:after="20"/>
+              <w:ind w:firstLine="0"/>
+              <w:rPr>
+                <w:sz w:val="20"/>
+                <w:szCs w:val="24"/>
+              </w:rPr>
+            </w:pPr>
+            <w:r>
+              <w:rPr>
+                <w:sz w:val="20"/>
+                <w:szCs w:val="24"/>
+              </w:rPr>
+              <w:t xml:space="preserve">0 %, без </w:t>
+            </w:r>
+            <w:proofErr w:type="spellStart"/>
+            <w:r>
+              <w:rPr>
+                <w:sz w:val="20"/>
+                <w:szCs w:val="24"/>
+              </w:rPr>
+              <w:t>DivideByZeroException</w:t>
+            </w:r>
+            <w:proofErr w:type="spellEnd"/>
+          </w:p>
+        </w:tc>
+        <w:tc>
+          <w:tcPr>
+            <w:tcW w:w="2400" w:type="dxa"/>
+          </w:tcPr>
+          <w:p>
+            <w:pPr>
+              <w:spacing w:after="20"/>
+              <w:ind w:firstLine="0"/>
+              <w:rPr>
+                <w:sz w:val="20"/>
+                <w:szCs w:val="24"/>
+              </w:rPr>
+            </w:pPr>
+            <w:r>
+              <w:rPr>
+                <w:sz w:val="20"/>
+                <w:szCs w:val="24"/>
+              </w:rPr>
+              <w:t>пройден</w:t>
+            </w:r>
+          </w:p>
+        </w:tc>
+      </w:tr>
+    </w:tbl>
+    <w:p>
+      <w:pPr>
+        <w:spacing w:after="0"/>
+      </w:pPr>
+    </w:p>
+    <w:p>
+      <w:pPr>
+        <w:pStyle w:val="21"/>
+        <w:ind w:left="851"/>
+      </w:pPr>
+      <w:r>
+        <w:t>9.</w:t>
+      </w:r>
+      <w:r>
+        <w:t>2</w:t>
+      </w:r>
+      <w:r>
+        <w:t>. Тест-кейсы API (</w:t>
+      </w:r>
+      <w:proofErr w:type="spellStart"/>
+      <w:r>
+        <w:t>Postman</w:t>
+      </w:r>
+      <w:proofErr w:type="spellEnd"/>
+      <w:r>
+        <w:t xml:space="preserve">, </w:t>
+      </w:r>
+      <w:proofErr w:type="spellStart"/>
+      <w:r>
+        <w:t>автотесты</w:t>
+      </w:r>
+      <w:proofErr w:type="spellEnd"/>
+      <w:r>
+        <w:t>)</w:t>
+      </w:r>
+    </w:p>
+    <w:tbl>
+      <w:tblPr>
+        <w:tblStyle w:val="ad"/>
+        <w:tblW w:w="0" w:type="auto"/>
+        <w:tblLook w:val="04A0" w:firstRow="1" w:lastRow="0" w:firstColumn="1" w:lastColumn="0" w:noHBand="0" w:noVBand="1"/>
+      </w:tblPr>
+      <w:tblGrid>
+        <w:gridCol w:w="2397"/>
+        <w:gridCol w:w="2399"/>
+        <w:gridCol w:w="2398"/>
+        <w:gridCol w:w="2398"/>
+      </w:tblGrid>
+      <w:tr>
+        <w:tc>
+          <w:tcPr>
+            <w:tcW w:w="2400" w:type="dxa"/>
+          </w:tcPr>
+          <w:p>
+            <w:pPr>
+              <w:spacing w:after="20"/>
+              <w:rPr>
+                <w:sz w:val="20"/>
+                <w:szCs w:val="24"/>
+              </w:rPr>
+            </w:pPr>
+            <w:r>
+              <w:rPr>
+                <w:b/>
+                <w:sz w:val="20"/>
+                <w:szCs w:val="24"/>
+              </w:rPr>
+              <w:t>ID</w:t>
+            </w:r>
+          </w:p>
+        </w:tc>
+        <w:tc>
+          <w:tcPr>
+            <w:tcW w:w="2400" w:type="dxa"/>
+          </w:tcPr>
+          <w:p>
+            <w:pPr>
+              <w:spacing w:after="20"/>
+              <w:rPr>
+                <w:sz w:val="20"/>
+                <w:szCs w:val="24"/>
+              </w:rPr>
+            </w:pPr>
+            <w:r>
+              <w:rPr>
+                <w:b/>
+                <w:sz w:val="20"/>
+                <w:szCs w:val="24"/>
+              </w:rPr>
+              <w:t>Запрос</w:t>
+            </w:r>
+          </w:p>
+        </w:tc>
+        <w:tc>
+          <w:tcPr>
+            <w:tcW w:w="2400" w:type="dxa"/>
+          </w:tcPr>
+          <w:p>
+            <w:pPr>
+              <w:spacing w:after="20"/>
+              <w:rPr>
+                <w:sz w:val="20"/>
+                <w:szCs w:val="24"/>
+              </w:rPr>
+            </w:pPr>
+            <w:r>
+              <w:rPr>
+                <w:b/>
+                <w:sz w:val="20"/>
+                <w:szCs w:val="24"/>
+              </w:rPr>
+              <w:t>Проверки</w:t>
+            </w:r>
+          </w:p>
+        </w:tc>
+        <w:tc>
+          <w:tcPr>
+            <w:tcW w:w="2400" w:type="dxa"/>
+          </w:tcPr>
+          <w:p>
+            <w:pPr>
+              <w:spacing w:after="20"/>
+              <w:rPr>
+                <w:sz w:val="20"/>
+                <w:szCs w:val="24"/>
+              </w:rPr>
+            </w:pPr>
+            <w:r>
+              <w:rPr>
+                <w:b/>
+                <w:sz w:val="20"/>
+                <w:szCs w:val="24"/>
+              </w:rPr>
+              <w:t>Статус</w:t>
+            </w:r>
+          </w:p>
+        </w:tc>
+      </w:tr>
+      <w:tr>
+        <w:tc>
+          <w:tcPr>
+            <w:tcW w:w="2400" w:type="dxa"/>
+          </w:tcPr>
+          <w:p>
+            <w:pPr>
+              <w:spacing w:after="20"/>
+              <w:rPr>
+                <w:sz w:val="20"/>
+                <w:szCs w:val="24"/>
+              </w:rPr>
+            </w:pPr>
+            <w:r>
+              <w:rPr>
+                <w:sz w:val="20"/>
+                <w:szCs w:val="24"/>
+              </w:rPr>
+              <w:t>TC-08</w:t>
+            </w:r>
+          </w:p>
+        </w:tc>
+        <w:tc>
+          <w:tcPr>
+            <w:tcW w:w="2400" w:type="dxa"/>
+          </w:tcPr>
+          <w:p>
+            <w:pPr>
+              <w:spacing w:after="20"/>
+              <w:ind w:firstLine="0"/>
+              <w:rPr>
+                <w:sz w:val="20"/>
+                <w:szCs w:val="24"/>
+              </w:rPr>
+            </w:pPr>
+            <w:r>
+              <w:rPr>
+                <w:sz w:val="20"/>
+                <w:szCs w:val="24"/>
+              </w:rPr>
+              <w:t>GET /</w:t>
+            </w:r>
+            <w:proofErr w:type="spellStart"/>
+            <w:r>
+              <w:rPr>
+                <w:sz w:val="20"/>
+                <w:szCs w:val="24"/>
+              </w:rPr>
+              <w:t>api</w:t>
+            </w:r>
+            <w:proofErr w:type="spellEnd"/>
+            <w:r>
+              <w:rPr>
+                <w:sz w:val="20"/>
+                <w:szCs w:val="24"/>
+              </w:rPr>
+              <w:t>/</w:t>
+            </w:r>
+            <w:proofErr w:type="spellStart"/>
+            <w:r>
+              <w:rPr>
+                <w:sz w:val="20"/>
+                <w:szCs w:val="24"/>
+              </w:rPr>
+              <w:t>customers</w:t>
+            </w:r>
+            <w:proofErr w:type="spellEnd"/>
+          </w:p>
+        </w:tc>
+        <w:tc>
+          <w:tcPr>
+            <w:tcW w:w="2400" w:type="dxa"/>
+          </w:tcPr>
+          <w:p>
+            <w:pPr>
+              <w:spacing w:after="20"/>
+              <w:ind w:firstLine="0"/>
+              <w:rPr>
+                <w:sz w:val="20"/>
+                <w:szCs w:val="24"/>
+              </w:rPr>
+            </w:pPr>
+            <w:r>
+              <w:rPr>
+                <w:sz w:val="20"/>
+                <w:szCs w:val="24"/>
+              </w:rPr>
+              <w:t xml:space="preserve">200; массив; ≥1 клиент; поле </w:t>
+            </w:r>
+            <w:proofErr w:type="spellStart"/>
+            <w:r>
+              <w:rPr>
+                <w:sz w:val="20"/>
+                <w:szCs w:val="24"/>
+              </w:rPr>
+              <w:t>name</w:t>
+            </w:r>
+            <w:proofErr w:type="spellEnd"/>
+          </w:p>
+        </w:tc>
+        <w:tc>
+          <w:tcPr>
+            <w:tcW w:w="2400" w:type="dxa"/>
+          </w:tcPr>
+          <w:p>
+            <w:pPr>
+              <w:spacing w:after="20"/>
+              <w:ind w:firstLine="0"/>
+              <w:rPr>
+                <w:sz w:val="20"/>
+                <w:szCs w:val="24"/>
+              </w:rPr>
+            </w:pPr>
+            <w:r>
+              <w:rPr>
+                <w:sz w:val="20"/>
+                <w:szCs w:val="24"/>
+              </w:rPr>
+              <w:t>пройден</w:t>
+            </w:r>
+          </w:p>
+        </w:tc>
+      </w:tr>
+      <w:tr>
+        <w:tc>
+          <w:tcPr>
+            <w:tcW w:w="2400" w:type="dxa"/>
+          </w:tcPr>
+          <w:p>
+            <w:pPr>
+              <w:spacing w:after="20"/>
+              <w:rPr>
+                <w:sz w:val="20"/>
+                <w:szCs w:val="24"/>
+              </w:rPr>
+            </w:pPr>
+            <w:r>
+              <w:rPr>
+                <w:sz w:val="20"/>
+                <w:szCs w:val="24"/>
+              </w:rPr>
+              <w:t>TC-09</w:t>
+            </w:r>
+          </w:p>
+        </w:tc>
+        <w:tc>
+          <w:tcPr>
+            <w:tcW w:w="2400" w:type="dxa"/>
+          </w:tcPr>
+          <w:p>
+            <w:pPr>
+              <w:spacing w:after="20"/>
+              <w:ind w:firstLine="0"/>
+              <w:rPr>
+                <w:sz w:val="20"/>
+                <w:szCs w:val="24"/>
+              </w:rPr>
+            </w:pPr>
+            <w:r>
+              <w:rPr>
+                <w:sz w:val="20"/>
+                <w:szCs w:val="24"/>
+              </w:rPr>
+              <w:t>GET /</w:t>
+            </w:r>
+            <w:proofErr w:type="spellStart"/>
+            <w:r>
+              <w:rPr>
+                <w:sz w:val="20"/>
+                <w:szCs w:val="24"/>
+              </w:rPr>
+              <w:t>api</w:t>
+            </w:r>
+            <w:proofErr w:type="spellEnd"/>
+            <w:r>
+              <w:rPr>
+                <w:sz w:val="20"/>
+                <w:szCs w:val="24"/>
+              </w:rPr>
+              <w:t>/</w:t>
+            </w:r>
+            <w:proofErr w:type="spellStart"/>
+            <w:r>
+              <w:rPr>
+                <w:sz w:val="20"/>
+                <w:szCs w:val="24"/>
+              </w:rPr>
+              <w:t>customers</w:t>
+            </w:r>
+            <w:proofErr w:type="spellEnd"/>
+            <w:r>
+              <w:rPr>
+                <w:sz w:val="20"/>
+                <w:szCs w:val="24"/>
+              </w:rPr>
+              <w:t>/1</w:t>
+            </w:r>
+          </w:p>
+        </w:tc>
+        <w:tc>
+          <w:tcPr>
+            <w:tcW w:w="2400" w:type="dxa"/>
+          </w:tcPr>
+          <w:p>
+            <w:pPr>
+              <w:spacing w:after="20"/>
+              <w:ind w:firstLine="0"/>
+              <w:rPr>
+                <w:sz w:val="20"/>
+                <w:szCs w:val="24"/>
+              </w:rPr>
+            </w:pPr>
+            <w:r>
+              <w:rPr>
+                <w:sz w:val="20"/>
+                <w:szCs w:val="24"/>
+              </w:rPr>
+              <w:t xml:space="preserve">200; </w:t>
+            </w:r>
+            <w:proofErr w:type="spellStart"/>
+            <w:r>
+              <w:rPr>
+                <w:sz w:val="20"/>
+                <w:szCs w:val="24"/>
+              </w:rPr>
+              <w:t>id</w:t>
+            </w:r>
+            <w:proofErr w:type="spellEnd"/>
+            <w:r>
+              <w:rPr>
+                <w:sz w:val="20"/>
+                <w:szCs w:val="24"/>
+              </w:rPr>
+              <w:t xml:space="preserve">=1; поле </w:t>
+            </w:r>
+            <w:proofErr w:type="spellStart"/>
+            <w:r>
+              <w:rPr>
+                <w:sz w:val="20"/>
+                <w:szCs w:val="24"/>
+              </w:rPr>
+              <w:t>inn</w:t>
+            </w:r>
+            <w:proofErr w:type="spellEnd"/>
+          </w:p>
+        </w:tc>
+        <w:tc>
+          <w:tcPr>
+            <w:tcW w:w="2400" w:type="dxa"/>
+          </w:tcPr>
+          <w:p>
+            <w:pPr>
+              <w:spacing w:after="20"/>
+              <w:ind w:firstLine="0"/>
+              <w:rPr>
+                <w:sz w:val="20"/>
+                <w:szCs w:val="24"/>
+              </w:rPr>
+            </w:pPr>
+            <w:r>
+              <w:rPr>
+                <w:sz w:val="20"/>
+                <w:szCs w:val="24"/>
+              </w:rPr>
+              <w:t>пройден</w:t>
+            </w:r>
+          </w:p>
+        </w:tc>
+      </w:tr>
+      <w:tr>
+        <w:tc>
+          <w:tcPr>
+            <w:tcW w:w="2400" w:type="dxa"/>
+          </w:tcPr>
+          <w:p>
+            <w:pPr>
+              <w:spacing w:after="20"/>
+              <w:rPr>
+                <w:sz w:val="20"/>
+                <w:szCs w:val="24"/>
+              </w:rPr>
+            </w:pPr>
+            <w:r>
+              <w:rPr>
+                <w:sz w:val="20"/>
+                <w:szCs w:val="24"/>
+              </w:rPr>
+              <w:t>TC-10</w:t>
+            </w:r>
+          </w:p>
+        </w:tc>
+        <w:tc>
+          <w:tcPr>
+            <w:tcW w:w="2400" w:type="dxa"/>
+          </w:tcPr>
+          <w:p>
+            <w:pPr>
+              <w:spacing w:after="20"/>
+              <w:ind w:firstLine="0"/>
+              <w:rPr>
+                <w:sz w:val="20"/>
+                <w:szCs w:val="24"/>
+              </w:rPr>
+            </w:pPr>
+            <w:r>
+              <w:rPr>
+                <w:sz w:val="20"/>
+                <w:szCs w:val="24"/>
+              </w:rPr>
+              <w:t>GET /</w:t>
+            </w:r>
+            <w:proofErr w:type="spellStart"/>
+            <w:r>
+              <w:rPr>
+                <w:sz w:val="20"/>
+                <w:szCs w:val="24"/>
+              </w:rPr>
+              <w:t>api</w:t>
+            </w:r>
+            <w:proofErr w:type="spellEnd"/>
+            <w:r>
+              <w:rPr>
+                <w:sz w:val="20"/>
+                <w:szCs w:val="24"/>
+              </w:rPr>
+              <w:t>/</w:t>
+            </w:r>
+            <w:proofErr w:type="spellStart"/>
+            <w:r>
+              <w:rPr>
+                <w:sz w:val="20"/>
+                <w:szCs w:val="24"/>
+              </w:rPr>
+              <w:t>orders</w:t>
+            </w:r>
+            <w:proofErr w:type="spellEnd"/>
+            <w:r>
+              <w:rPr>
+                <w:sz w:val="20"/>
+                <w:szCs w:val="24"/>
+              </w:rPr>
+              <w:t>/1/</w:t>
+            </w:r>
+            <w:proofErr w:type="spellStart"/>
+            <w:r>
+              <w:rPr>
+                <w:sz w:val="20"/>
+                <w:szCs w:val="24"/>
+              </w:rPr>
+              <w:t>cost</w:t>
+            </w:r>
+            <w:proofErr w:type="spellEnd"/>
+          </w:p>
+        </w:tc>
+        <w:tc>
+          <w:tcPr>
+            <w:tcW w:w="2400" w:type="dxa"/>
+          </w:tcPr>
+          <w:p>
+            <w:pPr>
+              <w:spacing w:after="20"/>
+              <w:ind w:firstLine="0"/>
+              <w:rPr>
+                <w:sz w:val="20"/>
+                <w:szCs w:val="24"/>
+              </w:rPr>
+            </w:pPr>
+            <w:r>
+              <w:rPr>
+                <w:sz w:val="20"/>
+                <w:szCs w:val="24"/>
+              </w:rPr>
+              <w:t xml:space="preserve">200; </w:t>
+            </w:r>
+            <w:proofErr w:type="spellStart"/>
+            <w:proofErr w:type="gramStart"/>
+            <w:r>
+              <w:rPr>
+                <w:sz w:val="20"/>
+                <w:szCs w:val="24"/>
+              </w:rPr>
+              <w:t>totalCost</w:t>
+            </w:r>
+            <w:proofErr w:type="spellEnd"/>
+            <w:r>
+              <w:rPr>
+                <w:sz w:val="20"/>
+                <w:szCs w:val="24"/>
+              </w:rPr>
+              <w:t xml:space="preserve"> &gt;</w:t>
+            </w:r>
+            <w:proofErr w:type="gramEnd"/>
+            <w:r>
+              <w:rPr>
+                <w:sz w:val="20"/>
+                <w:szCs w:val="24"/>
+              </w:rPr>
+              <w:t xml:space="preserve"> 0</w:t>
+            </w:r>
+          </w:p>
+        </w:tc>
+        <w:tc>
+          <w:tcPr>
+            <w:tcW w:w="2400" w:type="dxa"/>
+          </w:tcPr>
+          <w:p>
+            <w:pPr>
+              <w:spacing w:after="20"/>
+              <w:ind w:firstLine="0"/>
+              <w:rPr>
+                <w:sz w:val="20"/>
+                <w:szCs w:val="24"/>
+              </w:rPr>
+            </w:pPr>
+            <w:r>
+              <w:rPr>
+                <w:sz w:val="20"/>
+                <w:szCs w:val="24"/>
+              </w:rPr>
+              <w:t>пройден</w:t>
+            </w:r>
+          </w:p>
+        </w:tc>
+      </w:tr>
+      <w:tr>
+        <w:tc>
+          <w:tcPr>
+            <w:tcW w:w="2400" w:type="dxa"/>
+          </w:tcPr>
+          <w:p>
+            <w:pPr>
+              <w:spacing w:after="20"/>
+              <w:rPr>
+                <w:sz w:val="20"/>
+                <w:szCs w:val="24"/>
+              </w:rPr>
+            </w:pPr>
+            <w:r>
+              <w:rPr>
+                <w:sz w:val="20"/>
+                <w:szCs w:val="24"/>
+              </w:rPr>
+              <w:t>TC-11</w:t>
+            </w:r>
+          </w:p>
+        </w:tc>
+        <w:tc>
+          <w:tcPr>
+            <w:tcW w:w="2400" w:type="dxa"/>
+          </w:tcPr>
+          <w:p>
+            <w:pPr>
+              <w:spacing w:after="20"/>
+              <w:ind w:firstLine="0"/>
+              <w:rPr>
+                <w:sz w:val="20"/>
+                <w:szCs w:val="24"/>
+              </w:rPr>
+            </w:pPr>
+            <w:r>
+              <w:rPr>
+                <w:sz w:val="20"/>
+                <w:szCs w:val="24"/>
+              </w:rPr>
+              <w:t>GET /</w:t>
+            </w:r>
+            <w:proofErr w:type="spellStart"/>
+            <w:r>
+              <w:rPr>
+                <w:sz w:val="20"/>
+                <w:szCs w:val="24"/>
+              </w:rPr>
+              <w:t>api</w:t>
+            </w:r>
+            <w:proofErr w:type="spellEnd"/>
+            <w:r>
+              <w:rPr>
+                <w:sz w:val="20"/>
+                <w:szCs w:val="24"/>
+              </w:rPr>
+              <w:t>/</w:t>
+            </w:r>
+            <w:proofErr w:type="spellStart"/>
+            <w:r>
+              <w:rPr>
+                <w:sz w:val="20"/>
+                <w:szCs w:val="24"/>
+              </w:rPr>
+              <w:t>customers?inn</w:t>
+            </w:r>
+            <w:proofErr w:type="spellEnd"/>
+            <w:r>
+              <w:rPr>
+                <w:sz w:val="20"/>
+                <w:szCs w:val="24"/>
+              </w:rPr>
+              <w:t>=123</w:t>
+            </w:r>
+          </w:p>
+        </w:tc>
+        <w:tc>
+          <w:tcPr>
+            <w:tcW w:w="2400" w:type="dxa"/>
+          </w:tcPr>
+          <w:p>
+            <w:pPr>
+              <w:spacing w:after="20"/>
+              <w:ind w:firstLine="0"/>
+              <w:rPr>
+                <w:sz w:val="20"/>
+                <w:szCs w:val="24"/>
+              </w:rPr>
+            </w:pPr>
+            <w:r>
+              <w:rPr>
+                <w:sz w:val="20"/>
+                <w:szCs w:val="24"/>
+              </w:rPr>
+              <w:t xml:space="preserve">400; </w:t>
+            </w:r>
+            <w:proofErr w:type="spellStart"/>
+            <w:r>
+              <w:rPr>
+                <w:sz w:val="20"/>
+                <w:szCs w:val="24"/>
+              </w:rPr>
+              <w:t>error</w:t>
+            </w:r>
+            <w:proofErr w:type="spellEnd"/>
+            <w:r>
+              <w:rPr>
+                <w:sz w:val="20"/>
+                <w:szCs w:val="24"/>
+              </w:rPr>
+              <w:t xml:space="preserve"> в теле</w:t>
+            </w:r>
+          </w:p>
+        </w:tc>
+        <w:tc>
+          <w:tcPr>
+            <w:tcW w:w="2400" w:type="dxa"/>
+          </w:tcPr>
+          <w:p>
+            <w:pPr>
+              <w:spacing w:after="20"/>
+              <w:ind w:firstLine="0"/>
+              <w:rPr>
+                <w:sz w:val="20"/>
+                <w:szCs w:val="24"/>
+              </w:rPr>
+            </w:pPr>
+            <w:r>
+              <w:rPr>
+                <w:sz w:val="20"/>
+                <w:szCs w:val="24"/>
+              </w:rPr>
+              <w:t>пройден</w:t>
+            </w:r>
+          </w:p>
+        </w:tc>
+      </w:tr>
+      <w:tr>
+        <w:tc>
+          <w:tcPr>
+            <w:tcW w:w="2400" w:type="dxa"/>
+          </w:tcPr>
+          <w:p>
+            <w:pPr>
+              <w:spacing w:after="20"/>
+              <w:rPr>
+                <w:sz w:val="20"/>
+                <w:szCs w:val="24"/>
+              </w:rPr>
+            </w:pPr>
+            <w:r>
+              <w:rPr>
+                <w:sz w:val="20"/>
+                <w:szCs w:val="24"/>
+              </w:rPr>
+              <w:t>TC-12</w:t>
+            </w:r>
+          </w:p>
+        </w:tc>
+        <w:tc>
+          <w:tcPr>
+            <w:tcW w:w="2400" w:type="dxa"/>
+          </w:tcPr>
+          <w:p>
+            <w:pPr>
+              <w:spacing w:after="20"/>
+              <w:ind w:firstLine="0"/>
+              <w:rPr>
+                <w:sz w:val="20"/>
+                <w:szCs w:val="24"/>
+              </w:rPr>
+            </w:pPr>
+            <w:r>
+              <w:rPr>
+                <w:sz w:val="20"/>
+                <w:szCs w:val="24"/>
+              </w:rPr>
+              <w:t>GET /</w:t>
+            </w:r>
+            <w:proofErr w:type="spellStart"/>
+            <w:r>
+              <w:rPr>
+                <w:sz w:val="20"/>
+                <w:szCs w:val="24"/>
+              </w:rPr>
+              <w:t>api</w:t>
+            </w:r>
+            <w:proofErr w:type="spellEnd"/>
+            <w:r>
+              <w:rPr>
+                <w:sz w:val="20"/>
+                <w:szCs w:val="24"/>
+              </w:rPr>
+              <w:t>/</w:t>
+            </w:r>
+            <w:proofErr w:type="spellStart"/>
+            <w:r>
+              <w:rPr>
+                <w:sz w:val="20"/>
+                <w:szCs w:val="24"/>
+              </w:rPr>
+              <w:t>customers</w:t>
+            </w:r>
+            <w:proofErr w:type="spellEnd"/>
+            <w:r>
+              <w:rPr>
+                <w:sz w:val="20"/>
+                <w:szCs w:val="24"/>
+              </w:rPr>
+              <w:t>/999999</w:t>
+            </w:r>
+          </w:p>
+        </w:tc>
+        <w:tc>
+          <w:tcPr>
+            <w:tcW w:w="2400" w:type="dxa"/>
+          </w:tcPr>
+          <w:p>
+            <w:pPr>
+              <w:spacing w:after="20"/>
+              <w:ind w:firstLine="0"/>
+              <w:rPr>
+                <w:sz w:val="20"/>
+                <w:szCs w:val="24"/>
+              </w:rPr>
+            </w:pPr>
+            <w:r>
+              <w:rPr>
+                <w:sz w:val="20"/>
+                <w:szCs w:val="24"/>
+              </w:rPr>
+              <w:t>404</w:t>
+            </w:r>
+          </w:p>
+        </w:tc>
+        <w:tc>
+          <w:tcPr>
+            <w:tcW w:w="2400" w:type="dxa"/>
+          </w:tcPr>
+          <w:p>
+            <w:pPr>
+              <w:spacing w:after="20"/>
+              <w:ind w:firstLine="0"/>
+              <w:rPr>
+                <w:sz w:val="20"/>
+                <w:szCs w:val="24"/>
+              </w:rPr>
+            </w:pPr>
+            <w:r>
+              <w:rPr>
+                <w:sz w:val="20"/>
+                <w:szCs w:val="24"/>
+              </w:rPr>
+              <w:t>пройден</w:t>
+            </w:r>
+          </w:p>
+        </w:tc>
+      </w:tr>
+      <w:tr>
+        <w:tc>
+          <w:tcPr>
+            <w:tcW w:w="2400" w:type="dxa"/>
+          </w:tcPr>
+          <w:p>
+            <w:pPr>
+              <w:spacing w:after="20"/>
+              <w:rPr>
+                <w:sz w:val="20"/>
+                <w:szCs w:val="24"/>
+              </w:rPr>
+            </w:pPr>
+            <w:r>
+              <w:rPr>
+                <w:sz w:val="20"/>
+                <w:szCs w:val="24"/>
+              </w:rPr>
+              <w:t>TC-13</w:t>
+            </w:r>
+          </w:p>
+        </w:tc>
+        <w:tc>
+          <w:tcPr>
+            <w:tcW w:w="2400" w:type="dxa"/>
+          </w:tcPr>
+          <w:p>
+            <w:pPr>
+              <w:spacing w:after="20"/>
+              <w:ind w:firstLine="0"/>
+              <w:rPr>
+                <w:sz w:val="20"/>
+                <w:szCs w:val="24"/>
+                <w:lang w:val="en-US"/>
+              </w:rPr>
+            </w:pPr>
+            <w:r>
+              <w:rPr>
+                <w:sz w:val="20"/>
+                <w:szCs w:val="24"/>
+                <w:lang w:val="en-US"/>
+              </w:rPr>
+              <w:t>GET /</w:t>
+            </w:r>
+            <w:proofErr w:type="spellStart"/>
+            <w:r>
+              <w:rPr>
+                <w:sz w:val="20"/>
+                <w:szCs w:val="24"/>
+                <w:lang w:val="en-US"/>
+              </w:rPr>
+              <w:t>api</w:t>
+            </w:r>
+            <w:proofErr w:type="spellEnd"/>
+            <w:r>
+              <w:rPr>
+                <w:sz w:val="20"/>
+                <w:szCs w:val="24"/>
+                <w:lang w:val="en-US"/>
+              </w:rPr>
+              <w:t>/orders/</w:t>
+            </w:r>
+            <w:proofErr w:type="spellStart"/>
+            <w:r>
+              <w:rPr>
+                <w:sz w:val="20"/>
+                <w:szCs w:val="24"/>
+                <w:lang w:val="en-US"/>
+              </w:rPr>
+              <w:t>analysis?client</w:t>
+            </w:r>
+            <w:proofErr w:type="spellEnd"/>
+            <w:r>
+              <w:rPr>
+                <w:sz w:val="20"/>
+                <w:szCs w:val="24"/>
+                <w:lang w:val="en-US"/>
+              </w:rPr>
+              <w:t>=</w:t>
+            </w:r>
+            <w:proofErr w:type="spellStart"/>
+            <w:r>
+              <w:rPr>
+                <w:sz w:val="20"/>
+                <w:szCs w:val="24"/>
+              </w:rPr>
+              <w:t>НетТакогоКлиента</w:t>
+            </w:r>
+            <w:proofErr w:type="spellEnd"/>
+          </w:p>
+        </w:tc>
+        <w:tc>
+          <w:tcPr>
+            <w:tcW w:w="2400" w:type="dxa"/>
+          </w:tcPr>
+          <w:p>
+            <w:pPr>
+              <w:spacing w:after="20"/>
+              <w:ind w:firstLine="0"/>
+              <w:rPr>
+                <w:sz w:val="20"/>
+                <w:szCs w:val="24"/>
+              </w:rPr>
+            </w:pPr>
+            <w:r>
+              <w:rPr>
+                <w:sz w:val="20"/>
+                <w:szCs w:val="24"/>
+              </w:rPr>
+              <w:t xml:space="preserve">200; пустой </w:t>
+            </w:r>
+            <w:proofErr w:type="spellStart"/>
+            <w:r>
+              <w:rPr>
+                <w:sz w:val="20"/>
+                <w:szCs w:val="24"/>
+              </w:rPr>
+              <w:t>items</w:t>
+            </w:r>
+            <w:proofErr w:type="spellEnd"/>
+            <w:r>
+              <w:rPr>
+                <w:sz w:val="20"/>
+                <w:szCs w:val="24"/>
+              </w:rPr>
+              <w:t xml:space="preserve">; </w:t>
+            </w:r>
+            <w:proofErr w:type="spellStart"/>
+            <w:r>
+              <w:rPr>
+                <w:sz w:val="20"/>
+                <w:szCs w:val="24"/>
+              </w:rPr>
+              <w:t>discountPercent</w:t>
+            </w:r>
+            <w:proofErr w:type="spellEnd"/>
+            <w:r>
+              <w:rPr>
+                <w:sz w:val="20"/>
+                <w:szCs w:val="24"/>
+              </w:rPr>
+              <w:t xml:space="preserve"> = 0</w:t>
+            </w:r>
+          </w:p>
+        </w:tc>
+        <w:tc>
+          <w:tcPr>
+            <w:tcW w:w="2400" w:type="dxa"/>
+          </w:tcPr>
+          <w:p>
+            <w:pPr>
+              <w:spacing w:after="20"/>
+              <w:ind w:firstLine="0"/>
+              <w:rPr>
+                <w:sz w:val="20"/>
+                <w:szCs w:val="24"/>
+              </w:rPr>
+            </w:pPr>
+            <w:r>
+              <w:rPr>
+                <w:sz w:val="20"/>
+                <w:szCs w:val="24"/>
+              </w:rPr>
+              <w:t>пройден</w:t>
+            </w:r>
+          </w:p>
+        </w:tc>
+      </w:tr>
+    </w:tbl>
+    <w:p>
+      <w:pPr>
+        <w:spacing w:after="0"/>
+      </w:pPr>
+    </w:p>
+    <w:p>
+      <w:pPr>
+        <w:pStyle w:val="21"/>
+        <w:ind w:left="851"/>
+      </w:pPr>
+      <w:r>
+        <w:t>9.</w:t>
+      </w:r>
+      <w:r>
         <w:rPr>
           <w:lang w:val="en-US"/>
         </w:rPr>
-      </w:pPr>
-      <w:r>
-        <w:rPr>
-          <w:b/>
-          <w:bCs/>
-        </w:rPr>
-        <w:t>Цель работы:</w:t>
+        <w:t>3</w:t>
       </w:r>
       <w:r>
-        <w:t xml:space="preserve"> </w:t>
+        <w:t>. Проверка корректности бизнес-логики</w:t>
+      </w:r>
+    </w:p>
+    <w:p>
+      <w:r>
+        <w:t xml:space="preserve">Контрольный расчёт стоимости заказа № 1 вручную (по данным </w:t>
+      </w:r>
+      <w:proofErr w:type="spellStart"/>
+      <w:r>
+        <w:t>seed</w:t>
+      </w:r>
+      <w:proofErr w:type="spellEnd"/>
+      <w:r>
+        <w:t xml:space="preserve">): позиция «Диагностика подвески», 22 ед., материалы и операции по нормам спецификации — сумма совпала со значением из </w:t>
+      </w:r>
+      <w:proofErr w:type="spellStart"/>
+      <w:r>
+        <w:t>v_OrderFullCost</w:t>
+      </w:r>
+      <w:proofErr w:type="spellEnd"/>
+      <w:r>
+        <w:t xml:space="preserve"> (расхождение 0 руб.), что подтверждает корректность формулы </w:t>
+      </w:r>
+      <w:proofErr w:type="spellStart"/>
+      <w:r>
+        <w:t>Quantity</w:t>
+      </w:r>
+      <w:proofErr w:type="spellEnd"/>
+      <w:r>
+        <w:t xml:space="preserve"> × (Σ материалы + Σ операции).</w:t>
       </w:r>
     </w:p>
     <w:p>
@@ -68,101 +1972,27 @@
           <w:b/>
           <w:bCs/>
         </w:rPr>
-        <w:t>Задание:</w:t>
+        <w:t>Вывод:</w:t>
       </w:r>
-    </w:p>
-    <w:p>
-      <w:pPr>
-        <w:pStyle w:val="af"/>
-        <w:numPr>
-          <w:ilvl w:val="0"/>
-          <w:numId w:val="22"/>
-        </w:numPr>
-        <w:contextualSpacing/>
-      </w:pPr>
-    </w:p>
-    <w:p>
-      <w:pPr>
-        <w:pStyle w:val="af"/>
-        <w:numPr>
-          <w:ilvl w:val="0"/>
-          <w:numId w:val="22"/>
-        </w:numPr>
-        <w:contextualSpacing/>
-      </w:pPr>
-    </w:p>
-    <w:p>
-      <w:pPr>
-        <w:pStyle w:val="af"/>
-        <w:numPr>
-          <w:ilvl w:val="0"/>
-          <w:numId w:val="22"/>
-        </w:numPr>
-        <w:contextualSpacing/>
-      </w:pPr>
-    </w:p>
-    <w:p>
-      <w:pPr>
-        <w:pStyle w:val="af"/>
-        <w:numPr>
-          <w:ilvl w:val="0"/>
-          <w:numId w:val="22"/>
-        </w:numPr>
-        <w:contextualSpacing/>
-      </w:pPr>
-    </w:p>
-    <w:p>
-      <w:pPr>
-        <w:pStyle w:val="af"/>
-        <w:numPr>
-          <w:ilvl w:val="0"/>
-          <w:numId w:val="22"/>
-        </w:numPr>
-        <w:contextualSpacing/>
-      </w:pPr>
-    </w:p>
-    <w:p>
-      <w:pPr>
-        <w:pStyle w:val="af"/>
-        <w:numPr>
-          <w:ilvl w:val="0"/>
-          <w:numId w:val="22"/>
-        </w:numPr>
-        <w:contextualSpacing/>
-      </w:pPr>
-    </w:p>
-    <w:p>
-      <w:pPr>
-        <w:pStyle w:val="af"/>
-        <w:numPr>
-          <w:ilvl w:val="0"/>
-          <w:numId w:val="22"/>
-        </w:numPr>
-        <w:contextualSpacing/>
-      </w:pPr>
-    </w:p>
-    <w:p>
-      <w:pPr>
-        <w:ind w:firstLine="0"/>
-      </w:pPr>
-    </w:p>
-    <w:p>
-      <w:pPr>
-        <w:numPr>
-          <w:ilvl w:val="0"/>
-          <w:numId w:val="23"/>
-        </w:numPr>
-        <w:spacing w:after="160" w:line="259" w:lineRule="auto"/>
-        <w:ind w:firstLine="0"/>
-      </w:pPr>
       <w:r>
-        <w:t>Подглава</w:t>
+        <w:t xml:space="preserve"> </w:t>
+      </w:r>
+      <w:r>
+        <w:t xml:space="preserve">Проведено 13 тестов: 7 модульных/интеграционных на клиенте и 6 </w:t>
+      </w:r>
+      <w:proofErr w:type="spellStart"/>
+      <w:r>
+        <w:t>автотестов</w:t>
+      </w:r>
+      <w:proofErr w:type="spellEnd"/>
+      <w:r>
+        <w:t xml:space="preserve"> API. Все тесты пройдены. Подтверждена корректность исправлений Раздела 5 (TC-06, TC-07), валидации API (TC-11, TC-12), расчёта стоимости (TC-10, контрольный расчёт). Система готова к экспертному тестированию (Раздел 10).</w:t>
       </w:r>
     </w:p>
     <w:sectPr>
       <w:footerReference w:type="default" r:id="rId8"/>
       <w:pgSz w:w="11906" w:h="16838"/>
-      <w:pgMar w:top="964" w:right="680" w:bottom="1985" w:left="1304" w:header="284" w:footer="720" w:gutter="0"/>
+      <w:pgMar w:top="1080" w:right="1080" w:bottom="1080" w:left="1224" w:header="284" w:footer="720" w:gutter="0"/>
       <w:cols w:space="720"/>
       <w:docGrid w:linePitch="272"/>
     </w:sectPr>
@@ -171,7 +2001,7 @@
 </file>
 
 <file path=word/endnotes.xml><?xml version="1.0" encoding="utf-8"?>
-<w:endnotes xmlns:wpc="http://schemas.microsoft.com/office/word/2010/wordprocessingCanvas" xmlns:cx="http://schemas.microsoft.com/office/drawing/2014/chartex" xmlns:cx1="http://schemas.microsoft.com/office/drawing/2015/9/8/chartex" xmlns:cx2="http://schemas.microsoft.com/office/drawing/2015/10/21/chartex" xmlns:cx3="http://schemas.microsoft.com/office/drawing/2016/5/9/chartex" xmlns:cx4="http://schemas.microsoft.com/office/drawing/2016/5/10/chartex" xmlns:cx5="http://schemas.microsoft.com/office/drawing/2016/5/11/chartex" xmlns:cx6="http://schemas.microsoft.com/office/drawing/2016/5/12/chartex" xmlns:cx7="http://schemas.microsoft.com/office/drawing/2016/5/13/chartex" xmlns:cx8="http://schemas.microsoft.com/office/drawing/2016/5/14/chartex" xmlns:mc="http://schemas.openxmlformats.org/markup-compatibility/2006" xmlns:aink="http://schemas.microsoft.com/office/drawing/2016/ink" xmlns:am3d="http://schemas.microsoft.com/office/drawing/2017/model3d" xmlns:o="urn:schemas-microsoft-com:office:office" xmlns:oel="http://schemas.microsoft.com/office/2019/extlst" xmlns:r="http://schemas.openxmlformats.org/officeDocument/2006/relationships" xmlns:m="http://schemas.openxmlformats.org/officeDocument/2006/math" xmlns:v="urn:schemas-microsoft-com:vml" xmlns:wp14="http://schemas.microsoft.com/office/word/2010/wordprocessingDrawing" xmlns:wp="http://schemas.openxmlformats.org/drawingml/2006/wordprocessingDrawing" xmlns:w10="urn:schemas-microsoft-com:office:word" xmlns:w="http://schemas.openxmlformats.org/wordprocessingml/2006/main" xmlns:w14="http://schemas.microsoft.com/office/word/2010/wordml" xmlns:w15="http://schemas.microsoft.com/office/word/2012/wordml" xmlns:w16cex="http://schemas.microsoft.com/office/word/2018/wordml/cex" xmlns:w16cid="http://schemas.microsoft.com/office/word/2016/wordml/cid" xmlns:w16="http://schemas.microsoft.com/office/word/2018/wordml" xmlns:w16du="http://schemas.microsoft.com/office/word/2023/wordml/word16du" xmlns:w16sdtdh="http://schemas.microsoft.com/office/word/2020/wordml/sdtdatahash" xmlns:w16sdtfl="http://schemas.microsoft.com/office/word/2024/wordml/sdtformatlock" xmlns:w16se="http://schemas.microsoft.com/office/word/2015/wordml/symex" xmlns:wpg="http://schemas.microsoft.com/office/word/2010/wordprocessingGroup" xmlns:wpi="http://schemas.microsoft.com/office/word/2010/wordprocessingInk" xmlns:wne="http://schemas.microsoft.com/office/word/2006/wordml" xmlns:wps="http://schemas.microsoft.com/office/word/2010/wordprocessingShape" mc:Ignorable="w14 w15 w16se w16cid w16 w16cex w16sdtdh w16sdtfl w16du wp14">
+<w:endnotes xmlns:wpc="http://schemas.microsoft.com/office/word/2010/wordprocessingCanvas" xmlns:cx="http://schemas.microsoft.com/office/drawing/2014/chartex" xmlns:cx1="http://schemas.microsoft.com/office/drawing/2015/9/8/chartex" xmlns:cx2="http://schemas.microsoft.com/office/drawing/2015/10/21/chartex" xmlns:cx3="http://schemas.microsoft.com/office/drawing/2016/5/9/chartex" xmlns:cx4="http://schemas.microsoft.com/office/drawing/2016/5/10/chartex" xmlns:cx5="http://schemas.microsoft.com/office/drawing/2016/5/11/chartex" xmlns:cx6="http://schemas.microsoft.com/office/drawing/2016/5/12/chartex" xmlns:cx7="http://schemas.microsoft.com/office/drawing/2016/5/13/chartex" xmlns:cx8="http://schemas.microsoft.com/office/drawing/2016/5/14/chartex" xmlns:mc="http://schemas.openxmlformats.org/markup-compatibility/2006" xmlns:aink="http://schemas.microsoft.com/office/drawing/2016/ink" xmlns:am3d="http://schemas.microsoft.com/office/drawing/2017/model3d" xmlns:o="urn:schemas-microsoft-com:office:office" xmlns:oel="http://schemas.microsoft.com/office/2019/extlst" xmlns:r="http://schemas.openxmlformats.org/officeDocument/2006/relationships" xmlns:m="http://schemas.openxmlformats.org/officeDocument/2006/math" xmlns:v="urn:schemas-microsoft-com:vml" xmlns:wp14="http://schemas.microsoft.com/office/word/2010/wordprocessingDrawing" xmlns:wp="http://schemas.openxmlformats.org/drawingml/2006/wordprocessingDrawing" xmlns:w10="urn:schemas-microsoft-com:office:word" xmlns:w="http://schemas.openxmlformats.org/wordprocessingml/2006/main" xmlns:w14="http://schemas.microsoft.com/office/word/2010/wordml" xmlns:w15="http://schemas.microsoft.com/office/word/2012/wordml" xmlns:w16cex="http://schemas.microsoft.com/office/word/2018/wordml/cex" xmlns:w16cid="http://schemas.microsoft.com/office/word/2016/wordml/cid" xmlns:w16="http://schemas.microsoft.com/office/word/2018/wordml" xmlns:w16sdtdh="http://schemas.microsoft.com/office/word/2020/wordml/sdtdatahash" xmlns:w16se="http://schemas.microsoft.com/office/word/2015/wordml/symex" xmlns:wpg="http://schemas.microsoft.com/office/word/2010/wordprocessingGroup" xmlns:wpi="http://schemas.microsoft.com/office/word/2010/wordprocessingInk" xmlns:wne="http://schemas.microsoft.com/office/word/2006/wordml" xmlns:wps="http://schemas.microsoft.com/office/word/2010/wordprocessingShape" mc:Ignorable="w14 w15 w16se w16cid w16 w16cex w16sdtdh wp14">
   <w:endnote w:type="separator" w:id="-1">
     <w:p>
       <w:r>
@@ -190,10 +2020,11 @@
 </file>
 
 <file path=word/footer1.xml><?xml version="1.0" encoding="utf-8"?>
-<w:ftr xmlns:wpc="http://schemas.microsoft.com/office/word/2010/wordprocessingCanvas" xmlns:cx="http://schemas.microsoft.com/office/drawing/2014/chartex" xmlns:cx1="http://schemas.microsoft.com/office/drawing/2015/9/8/chartex" xmlns:cx2="http://schemas.microsoft.com/office/drawing/2015/10/21/chartex" xmlns:cx3="http://schemas.microsoft.com/office/drawing/2016/5/9/chartex" xmlns:cx4="http://schemas.microsoft.com/office/drawing/2016/5/10/chartex" xmlns:cx5="http://schemas.microsoft.com/office/drawing/2016/5/11/chartex" xmlns:cx6="http://schemas.microsoft.com/office/drawing/2016/5/12/chartex" xmlns:cx7="http://schemas.microsoft.com/office/drawing/2016/5/13/chartex" xmlns:cx8="http://schemas.microsoft.com/office/drawing/2016/5/14/chartex" xmlns:mc="http://schemas.openxmlformats.org/markup-compatibility/2006" xmlns:aink="http://schemas.microsoft.com/office/drawing/2016/ink" xmlns:am3d="http://schemas.microsoft.com/office/drawing/2017/model3d" xmlns:o="urn:schemas-microsoft-com:office:office" xmlns:oel="http://schemas.microsoft.com/office/2019/extlst" xmlns:r="http://schemas.openxmlformats.org/officeDocument/2006/relationships" xmlns:m="http://schemas.openxmlformats.org/officeDocument/2006/math" xmlns:v="urn:schemas-microsoft-com:vml" xmlns:wp14="http://schemas.microsoft.com/office/word/2010/wordprocessingDrawing" xmlns:wp="http://schemas.openxmlformats.org/drawingml/2006/wordprocessingDrawing" xmlns:w10="urn:schemas-microsoft-com:office:word" xmlns:w="http://schemas.openxmlformats.org/wordprocessingml/2006/main" xmlns:w14="http://schemas.microsoft.com/office/word/2010/wordml" xmlns:w15="http://schemas.microsoft.com/office/word/2012/wordml" xmlns:w16cex="http://schemas.microsoft.com/office/word/2018/wordml/cex" xmlns:w16cid="http://schemas.microsoft.com/office/word/2016/wordml/cid" xmlns:w16="http://schemas.microsoft.com/office/word/2018/wordml" xmlns:w16du="http://schemas.microsoft.com/office/word/2023/wordml/word16du" xmlns:w16sdtdh="http://schemas.microsoft.com/office/word/2020/wordml/sdtdatahash" xmlns:w16sdtfl="http://schemas.microsoft.com/office/word/2024/wordml/sdtformatlock" xmlns:w16se="http://schemas.microsoft.com/office/word/2015/wordml/symex" xmlns:wpg="http://schemas.microsoft.com/office/word/2010/wordprocessingGroup" xmlns:wpi="http://schemas.microsoft.com/office/word/2010/wordprocessingInk" xmlns:wne="http://schemas.microsoft.com/office/word/2006/wordml" xmlns:wps="http://schemas.microsoft.com/office/word/2010/wordprocessingShape" mc:Ignorable="w14 w15 w16se w16cid w16 w16cex w16sdtdh w16sdtfl w16du wp14">
+<w:ftr xmlns:wpc="http://schemas.microsoft.com/office/word/2010/wordprocessingCanvas" xmlns:cx="http://schemas.microsoft.com/office/drawing/2014/chartex" xmlns:cx1="http://schemas.microsoft.com/office/drawing/2015/9/8/chartex" xmlns:cx2="http://schemas.microsoft.com/office/drawing/2015/10/21/chartex" xmlns:cx3="http://schemas.microsoft.com/office/drawing/2016/5/9/chartex" xmlns:cx4="http://schemas.microsoft.com/office/drawing/2016/5/10/chartex" xmlns:cx5="http://schemas.microsoft.com/office/drawing/2016/5/11/chartex" xmlns:cx6="http://schemas.microsoft.com/office/drawing/2016/5/12/chartex" xmlns:cx7="http://schemas.microsoft.com/office/drawing/2016/5/13/chartex" xmlns:cx8="http://schemas.microsoft.com/office/drawing/2016/5/14/chartex" xmlns:mc="http://schemas.openxmlformats.org/markup-compatibility/2006" xmlns:aink="http://schemas.microsoft.com/office/drawing/2016/ink" xmlns:am3d="http://schemas.microsoft.com/office/drawing/2017/model3d" xmlns:o="urn:schemas-microsoft-com:office:office" xmlns:oel="http://schemas.microsoft.com/office/2019/extlst" xmlns:r="http://schemas.openxmlformats.org/officeDocument/2006/relationships" xmlns:m="http://schemas.openxmlformats.org/officeDocument/2006/math" xmlns:v="urn:schemas-microsoft-com:vml" xmlns:wp14="http://schemas.microsoft.com/office/word/2010/wordprocessingDrawing" xmlns:wp="http://schemas.openxmlformats.org/drawingml/2006/wordprocessingDrawing" xmlns:w10="urn:schemas-microsoft-com:office:word" xmlns:w="http://schemas.openxmlformats.org/wordprocessingml/2006/main" xmlns:w14="http://schemas.microsoft.com/office/word/2010/wordml" xmlns:w15="http://schemas.microsoft.com/office/word/2012/wordml" xmlns:w16cex="http://schemas.microsoft.com/office/word/2018/wordml/cex" xmlns:w16cid="http://schemas.microsoft.com/office/word/2016/wordml/cid" xmlns:w16="http://schemas.microsoft.com/office/word/2018/wordml" xmlns:w16sdtdh="http://schemas.microsoft.com/office/word/2020/wordml/sdtdatahash" xmlns:w16se="http://schemas.microsoft.com/office/word/2015/wordml/symex" xmlns:wpg="http://schemas.microsoft.com/office/word/2010/wordprocessingGroup" xmlns:wpi="http://schemas.microsoft.com/office/word/2010/wordprocessingInk" xmlns:wne="http://schemas.microsoft.com/office/word/2006/wordml" xmlns:wps="http://schemas.microsoft.com/office/word/2010/wordprocessingShape" mc:Ignorable="w14 w15 w16se w16cid w16 w16cex w16sdtdh wp14">
   <w:p>
     <w:pPr>
       <w:pStyle w:val="a9"/>
+      <w:jc w:val="center"/>
     </w:pPr>
     <w:r>
       <w:rPr>
@@ -202,7 +2033,7 @@
       <mc:AlternateContent>
         <mc:Choice Requires="wpg">
           <w:drawing>
-            <wp:anchor distT="0" distB="0" distL="114300" distR="114300" simplePos="0" relativeHeight="251659264" behindDoc="0" locked="1" layoutInCell="0" allowOverlap="1" wp14:anchorId="1EC0C23F" wp14:editId="26ECC758">
+            <wp:anchor distT="0" distB="0" distL="114300" distR="114300" simplePos="0" relativeHeight="251659264" behindDoc="0" locked="1" layoutInCell="0" allowOverlap="1" wp14:anchorId="2783298E" wp14:editId="6DDDEE38">
               <wp:simplePos x="0" y="0"/>
               <wp:positionH relativeFrom="page">
                 <wp:posOffset>720090</wp:posOffset>
@@ -932,6 +2763,7 @@
                                     </w:rPr>
                                     <w:t xml:space="preserve"> </w:t>
                                   </w:r>
+                                  <w:proofErr w:type="spellStart"/>
                                   <w:r>
                                     <w:rPr>
                                       <w:rFonts w:ascii="GOST type B" w:hAnsi="GOST type B"/>
@@ -939,6 +2771,7 @@
                                     </w:rPr>
                                     <w:t>докум</w:t>
                                   </w:r>
+                                  <w:proofErr w:type="spellEnd"/>
                                   <w:r>
                                     <w:rPr>
                                       <w:rFonts w:ascii="GOST type B" w:hAnsi="GOST type B"/>
@@ -970,6 +2803,7 @@
                                       <w:sz w:val="18"/>
                                     </w:rPr>
                                   </w:pPr>
+                                  <w:proofErr w:type="spellStart"/>
                                   <w:r>
                                     <w:rPr>
                                       <w:rFonts w:ascii="GOST type B" w:hAnsi="GOST type B"/>
@@ -977,6 +2811,7 @@
                                     </w:rPr>
                                     <w:t>Подпись</w:t>
                                   </w:r>
+                                  <w:proofErr w:type="spellEnd"/>
                                 </w:p>
                               </w:tc>
                               <w:tc>
@@ -1074,7 +2909,7 @@
         </mc:Choice>
         <mc:Fallback>
           <w:pict>
-            <v:group w14:anchorId="1EC0C23F" id="Group 1" o:spid="_x0000_s1026" style="position:absolute;left:0;text-align:left;margin-left:56.7pt;margin-top:19.85pt;width:518.9pt;height:802.2pt;z-index:251659264;mso-position-horizontal-relative:page;mso-position-vertical-relative:page" coordorigin="1134,397" coordsize="10378,16044" o:gfxdata="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" o:allowincell="f">
+            <v:group w14:anchorId="2783298E" id="Group 1" o:spid="_x0000_s1026" style="position:absolute;left:0;text-align:left;margin-left:56.7pt;margin-top:19.85pt;width:518.9pt;height:802.2pt;z-index:251659264;mso-position-horizontal-relative:page;mso-position-vertical-relative:page" coordorigin="1134,397" coordsize="10378,16044" o:gfxdata="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" o:allowincell="f">
               <v:line id="Line 2" o:spid="_x0000_s1027" style="position:absolute;visibility:visible;mso-wrap-style:square" from="1134,397" to="1134,16441" o:connectortype="straight" o:gfxdata="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" strokeweight="2.25pt"/>
               <v:line id="Line 3" o:spid="_x0000_s1028" style="position:absolute;visibility:visible;mso-wrap-style:square" from="11509,397" to="11509,16441" o:connectortype="straight" o:gfxdata="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" strokeweight="2.25pt"/>
               <v:line id="Line 4" o:spid="_x0000_s1029" style="position:absolute;visibility:visible;mso-wrap-style:square" from="1137,16441" to="11512,16441" o:connectortype="straight" o:gfxdata="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" strokeweight="2.25pt"/>
@@ -1589,6 +3424,7 @@
                               </w:rPr>
                               <w:t xml:space="preserve"> </w:t>
                             </w:r>
+                            <w:proofErr w:type="spellStart"/>
                             <w:r>
                               <w:rPr>
                                 <w:rFonts w:ascii="GOST type B" w:hAnsi="GOST type B"/>
@@ -1596,6 +3432,7 @@
                               </w:rPr>
                               <w:t>докум</w:t>
                             </w:r>
+                            <w:proofErr w:type="spellEnd"/>
                             <w:r>
                               <w:rPr>
                                 <w:rFonts w:ascii="GOST type B" w:hAnsi="GOST type B"/>
@@ -1627,6 +3464,7 @@
                                 <w:sz w:val="18"/>
                               </w:rPr>
                             </w:pPr>
+                            <w:proofErr w:type="spellStart"/>
                             <w:r>
                               <w:rPr>
                                 <w:rFonts w:ascii="GOST type B" w:hAnsi="GOST type B"/>
@@ -1634,6 +3472,7 @@
                               </w:rPr>
                               <w:t>Подпись</w:t>
                             </w:r>
+                            <w:proofErr w:type="spellEnd"/>
                           </w:p>
                         </w:tc>
                         <w:tc>
@@ -1726,7 +3565,7 @@
 </file>
 
 <file path=word/footnotes.xml><?xml version="1.0" encoding="utf-8"?>
-<w:footnotes xmlns:wpc="http://schemas.microsoft.com/office/word/2010/wordprocessingCanvas" xmlns:cx="http://schemas.microsoft.com/office/drawing/2014/chartex" xmlns:cx1="http://schemas.microsoft.com/office/drawing/2015/9/8/chartex" xmlns:cx2="http://schemas.microsoft.com/office/drawing/2015/10/21/chartex" xmlns:cx3="http://schemas.microsoft.com/office/drawing/2016/5/9/chartex" xmlns:cx4="http://schemas.microsoft.com/office/drawing/2016/5/10/chartex" xmlns:cx5="http://schemas.microsoft.com/office/drawing/2016/5/11/chartex" xmlns:cx6="http://schemas.microsoft.com/office/drawing/2016/5/12/chartex" xmlns:cx7="http://schemas.microsoft.com/office/drawing/2016/5/13/chartex" xmlns:cx8="http://schemas.microsoft.com/office/drawing/2016/5/14/chartex" xmlns:mc="http://schemas.openxmlformats.org/markup-compatibility/2006" xmlns:aink="http://schemas.microsoft.com/office/drawing/2016/ink" xmlns:am3d="http://schemas.microsoft.com/office/drawing/2017/model3d" xmlns:o="urn:schemas-microsoft-com:office:office" xmlns:oel="http://schemas.microsoft.com/office/2019/extlst" xmlns:r="http://schemas.openxmlformats.org/officeDocument/2006/relationships" xmlns:m="http://schemas.openxmlformats.org/officeDocument/2006/math" xmlns:v="urn:schemas-microsoft-com:vml" xmlns:wp14="http://schemas.microsoft.com/office/word/2010/wordprocessingDrawing" xmlns:wp="http://schemas.openxmlformats.org/drawingml/2006/wordprocessingDrawing" xmlns:w10="urn:schemas-microsoft-com:office:word" xmlns:w="http://schemas.openxmlformats.org/wordprocessingml/2006/main" xmlns:w14="http://schemas.microsoft.com/office/word/2010/wordml" xmlns:w15="http://schemas.microsoft.com/office/word/2012/wordml" xmlns:w16cex="http://schemas.microsoft.com/office/word/2018/wordml/cex" xmlns:w16cid="http://schemas.microsoft.com/office/word/2016/wordml/cid" xmlns:w16="http://schemas.microsoft.com/office/word/2018/wordml" xmlns:w16du="http://schemas.microsoft.com/office/word/2023/wordml/word16du" xmlns:w16sdtdh="http://schemas.microsoft.com/office/word/2020/wordml/sdtdatahash" xmlns:w16sdtfl="http://schemas.microsoft.com/office/word/2024/wordml/sdtformatlock" xmlns:w16se="http://schemas.microsoft.com/office/word/2015/wordml/symex" xmlns:wpg="http://schemas.microsoft.com/office/word/2010/wordprocessingGroup" xmlns:wpi="http://schemas.microsoft.com/office/word/2010/wordprocessingInk" xmlns:wne="http://schemas.microsoft.com/office/word/2006/wordml" xmlns:wps="http://schemas.microsoft.com/office/word/2010/wordprocessingShape" mc:Ignorable="w14 w15 w16se w16cid w16 w16cex w16sdtdh w16sdtfl w16du wp14">
+<w:footnotes xmlns:wpc="http://schemas.microsoft.com/office/word/2010/wordprocessingCanvas" xmlns:cx="http://schemas.microsoft.com/office/drawing/2014/chartex" xmlns:cx1="http://schemas.microsoft.com/office/drawing/2015/9/8/chartex" xmlns:cx2="http://schemas.microsoft.com/office/drawing/2015/10/21/chartex" xmlns:cx3="http://schemas.microsoft.com/office/drawing/2016/5/9/chartex" xmlns:cx4="http://schemas.microsoft.com/office/drawing/2016/5/10/chartex" xmlns:cx5="http://schemas.microsoft.com/office/drawing/2016/5/11/chartex" xmlns:cx6="http://schemas.microsoft.com/office/drawing/2016/5/12/chartex" xmlns:cx7="http://schemas.microsoft.com/office/drawing/2016/5/13/chartex" xmlns:cx8="http://schemas.microsoft.com/office/drawing/2016/5/14/chartex" xmlns:mc="http://schemas.openxmlformats.org/markup-compatibility/2006" xmlns:aink="http://schemas.microsoft.com/office/drawing/2016/ink" xmlns:am3d="http://schemas.microsoft.com/office/drawing/2017/model3d" xmlns:o="urn:schemas-microsoft-com:office:office" xmlns:oel="http://schemas.microsoft.com/office/2019/extlst" xmlns:r="http://schemas.openxmlformats.org/officeDocument/2006/relationships" xmlns:m="http://schemas.openxmlformats.org/officeDocument/2006/math" xmlns:v="urn:schemas-microsoft-com:vml" xmlns:wp14="http://schemas.microsoft.com/office/word/2010/wordprocessingDrawing" xmlns:wp="http://schemas.openxmlformats.org/drawingml/2006/wordprocessingDrawing" xmlns:w10="urn:schemas-microsoft-com:office:word" xmlns:w="http://schemas.openxmlformats.org/wordprocessingml/2006/main" xmlns:w14="http://schemas.microsoft.com/office/word/2010/wordml" xmlns:w15="http://schemas.microsoft.com/office/word/2012/wordml" xmlns:w16cex="http://schemas.microsoft.com/office/word/2018/wordml/cex" xmlns:w16cid="http://schemas.microsoft.com/office/word/2016/wordml/cid" xmlns:w16="http://schemas.microsoft.com/office/word/2018/wordml" xmlns:w16sdtdh="http://schemas.microsoft.com/office/word/2020/wordml/sdtdatahash" xmlns:w16se="http://schemas.microsoft.com/office/word/2015/wordml/symex" xmlns:wpg="http://schemas.microsoft.com/office/word/2010/wordprocessingGroup" xmlns:wpi="http://schemas.microsoft.com/office/word/2010/wordprocessingInk" xmlns:wne="http://schemas.microsoft.com/office/word/2006/wordml" xmlns:wps="http://schemas.microsoft.com/office/word/2010/wordprocessingShape" mc:Ignorable="w14 w15 w16se w16cid w16 w16cex w16sdtdh wp14">
   <w:footnote w:type="separator" w:id="-1">
     <w:p>
       <w:r>
@@ -1745,7 +3584,7 @@
 </file>
 
 <file path=word/numbering.xml><?xml version="1.0" encoding="utf-8"?>
-<w:numbering xmlns:wpc="http://schemas.microsoft.com/office/word/2010/wordprocessingCanvas" xmlns:cx="http://schemas.microsoft.com/office/drawing/2014/chartex" xmlns:cx1="http://schemas.microsoft.com/office/drawing/2015/9/8/chartex" xmlns:cx2="http://schemas.microsoft.com/office/drawing/2015/10/21/chartex" xmlns:cx3="http://schemas.microsoft.com/office/drawing/2016/5/9/chartex" xmlns:cx4="http://schemas.microsoft.com/office/drawing/2016/5/10/chartex" xmlns:cx5="http://schemas.microsoft.com/office/drawing/2016/5/11/chartex" xmlns:cx6="http://schemas.microsoft.com/office/drawing/2016/5/12/chartex" xmlns:cx7="http://schemas.microsoft.com/office/drawing/2016/5/13/chartex" xmlns:cx8="http://schemas.microsoft.com/office/drawing/2016/5/14/chartex" xmlns:mc="http://schemas.openxmlformats.org/markup-compatibility/2006" xmlns:aink="http://schemas.microsoft.com/office/drawing/2016/ink" xmlns:am3d="http://schemas.microsoft.com/office/drawing/2017/model3d" xmlns:o="urn:schemas-microsoft-com:office:office" xmlns:oel="http://schemas.microsoft.com/office/2019/extlst" xmlns:r="http://schemas.openxmlformats.org/officeDocument/2006/relationships" xmlns:m="http://schemas.openxmlformats.org/officeDocument/2006/math" xmlns:v="urn:schemas-microsoft-com:vml" xmlns:wp14="http://schemas.microsoft.com/office/word/2010/wordprocessingDrawing" xmlns:wp="http://schemas.openxmlformats.org/drawingml/2006/wordprocessingDrawing" xmlns:w10="urn:schemas-microsoft-com:office:word" xmlns:w="http://schemas.openxmlformats.org/wordprocessingml/2006/main" xmlns:w14="http://schemas.microsoft.com/office/word/2010/wordml" xmlns:w15="http://schemas.microsoft.com/office/word/2012/wordml" xmlns:w16cex="http://schemas.microsoft.com/office/word/2018/wordml/cex" xmlns:w16cid="http://schemas.microsoft.com/office/word/2016/wordml/cid" xmlns:w16="http://schemas.microsoft.com/office/word/2018/wordml" xmlns:w16du="http://schemas.microsoft.com/office/word/2023/wordml/word16du" xmlns:w16sdtdh="http://schemas.microsoft.com/office/word/2020/wordml/sdtdatahash" xmlns:w16sdtfl="http://schemas.microsoft.com/office/word/2024/wordml/sdtformatlock" xmlns:w16se="http://schemas.microsoft.com/office/word/2015/wordml/symex" xmlns:wpg="http://schemas.microsoft.com/office/word/2010/wordprocessingGroup" xmlns:wpi="http://schemas.microsoft.com/office/word/2010/wordprocessingInk" xmlns:wne="http://schemas.microsoft.com/office/word/2006/wordml" xmlns:wps="http://schemas.microsoft.com/office/word/2010/wordprocessingShape" mc:Ignorable="w14 w15 w16se w16cid w16 w16cex w16sdtdh w16sdtfl w16du wp14">
+<w:numbering xmlns:wpc="http://schemas.microsoft.com/office/word/2010/wordprocessingCanvas" xmlns:cx="http://schemas.microsoft.com/office/drawing/2014/chartex" xmlns:cx1="http://schemas.microsoft.com/office/drawing/2015/9/8/chartex" xmlns:cx2="http://schemas.microsoft.com/office/drawing/2015/10/21/chartex" xmlns:cx3="http://schemas.microsoft.com/office/drawing/2016/5/9/chartex" xmlns:cx4="http://schemas.microsoft.com/office/drawing/2016/5/10/chartex" xmlns:cx5="http://schemas.microsoft.com/office/drawing/2016/5/11/chartex" xmlns:cx6="http://schemas.microsoft.com/office/drawing/2016/5/12/chartex" xmlns:cx7="http://schemas.microsoft.com/office/drawing/2016/5/13/chartex" xmlns:cx8="http://schemas.microsoft.com/office/drawing/2016/5/14/chartex" xmlns:mc="http://schemas.openxmlformats.org/markup-compatibility/2006" xmlns:aink="http://schemas.microsoft.com/office/drawing/2016/ink" xmlns:am3d="http://schemas.microsoft.com/office/drawing/2017/model3d" xmlns:o="urn:schemas-microsoft-com:office:office" xmlns:oel="http://schemas.microsoft.com/office/2019/extlst" xmlns:r="http://schemas.openxmlformats.org/officeDocument/2006/relationships" xmlns:m="http://schemas.openxmlformats.org/officeDocument/2006/math" xmlns:v="urn:schemas-microsoft-com:vml" xmlns:wp14="http://schemas.microsoft.com/office/word/2010/wordprocessingDrawing" xmlns:wp="http://schemas.openxmlformats.org/drawingml/2006/wordprocessingDrawing" xmlns:w10="urn:schemas-microsoft-com:office:word" xmlns:w="http://schemas.openxmlformats.org/wordprocessingml/2006/main" xmlns:w14="http://schemas.microsoft.com/office/word/2010/wordml" xmlns:w15="http://schemas.microsoft.com/office/word/2012/wordml" xmlns:w16cex="http://schemas.microsoft.com/office/word/2018/wordml/cex" xmlns:w16cid="http://schemas.microsoft.com/office/word/2016/wordml/cid" xmlns:w16="http://schemas.microsoft.com/office/word/2018/wordml" xmlns:w16sdtdh="http://schemas.microsoft.com/office/word/2020/wordml/sdtdatahash" xmlns:w16se="http://schemas.microsoft.com/office/word/2015/wordml/symex" xmlns:wpg="http://schemas.microsoft.com/office/word/2010/wordprocessingGroup" xmlns:wpi="http://schemas.microsoft.com/office/word/2010/wordprocessingInk" xmlns:wne="http://schemas.microsoft.com/office/word/2006/wordml" xmlns:wps="http://schemas.microsoft.com/office/word/2010/wordprocessingShape" mc:Ignorable="w14 w15 w16se w16cid w16 w16cex w16sdtdh wp14">
   <w:abstractNum w:abstractNumId="0" w15:restartNumberingAfterBreak="0">
     <w:nsid w:val="035B6C11"/>
     <w:multiLevelType w:val="multilevel"/>
@@ -4295,7 +6134,7 @@
 </file>
 
 <file path=word/styles.xml><?xml version="1.0" encoding="utf-8"?>
-<w:styles xmlns:mc="http://schemas.openxmlformats.org/markup-compatibility/2006" xmlns:r="http://schemas.openxmlformats.org/officeDocument/2006/relationships" xmlns:w="http://schemas.openxmlformats.org/wordprocessingml/2006/main" xmlns:w14="http://schemas.microsoft.com/office/word/2010/wordml" xmlns:w15="http://schemas.microsoft.com/office/word/2012/wordml" xmlns:w16cex="http://schemas.microsoft.com/office/word/2018/wordml/cex" xmlns:w16cid="http://schemas.microsoft.com/office/word/2016/wordml/cid" xmlns:w16="http://schemas.microsoft.com/office/word/2018/wordml" xmlns:w16du="http://schemas.microsoft.com/office/word/2023/wordml/word16du" xmlns:w16sdtdh="http://schemas.microsoft.com/office/word/2020/wordml/sdtdatahash" xmlns:w16sdtfl="http://schemas.microsoft.com/office/word/2024/wordml/sdtformatlock" xmlns:w16se="http://schemas.microsoft.com/office/word/2015/wordml/symex" mc:Ignorable="w14 w15 w16se w16cid w16 w16cex w16sdtdh w16sdtfl w16du">
+<w:styles xmlns:mc="http://schemas.openxmlformats.org/markup-compatibility/2006" xmlns:r="http://schemas.openxmlformats.org/officeDocument/2006/relationships" xmlns:w="http://schemas.openxmlformats.org/wordprocessingml/2006/main" xmlns:w14="http://schemas.microsoft.com/office/word/2010/wordml" xmlns:w15="http://schemas.microsoft.com/office/word/2012/wordml" xmlns:w16cex="http://schemas.microsoft.com/office/word/2018/wordml/cex" xmlns:w16cid="http://schemas.microsoft.com/office/word/2016/wordml/cid" xmlns:w16="http://schemas.microsoft.com/office/word/2018/wordml" xmlns:w16sdtdh="http://schemas.microsoft.com/office/word/2020/wordml/sdtdatahash" xmlns:w16se="http://schemas.microsoft.com/office/word/2015/wordml/symex" mc:Ignorable="w14 w15 w16se w16cid w16 w16cex w16sdtdh">
   <w:docDefaults>
     <w:rPrDefault>
       <w:rPr>
@@ -4688,8 +6527,12 @@
     <w:qFormat/>
     <w:rsid w:val="00002602"/>
     <w:pPr>
+      <w:spacing w:after="100"/>
       <w:ind w:firstLine="851"/>
     </w:pPr>
+    <w:rPr>
+      <w:sz w:val="22"/>
+    </w:rPr>
   </w:style>
   <w:style w:type="character" w:default="1" w:styleId="a0">
     <w:name w:val="Default Paragraph Font"/>
@@ -4886,7 +6729,7 @@
     <w:unhideWhenUsed/>
     <w:rsid w:val="008178BD"/>
     <w:pPr>
-      <w:spacing w:before="100" w:beforeAutospacing="1" w:after="100" w:afterAutospacing="1"/>
+      <w:spacing w:before="100" w:beforeAutospacing="1" w:afterAutospacing="1"/>
       <w:ind w:firstLine="0"/>
     </w:pPr>
     <w:rPr>
@@ -4942,6 +6785,34 @@
     <w:name w:val="token"/>
     <w:basedOn w:val="a0"/>
     <w:rsid w:val="008178BD"/>
+  </w:style>
+  <w:style w:type="paragraph" w:customStyle="1" w:styleId="1">
+    <w:name w:val="Заголовок1"/>
+    <w:rPr>
+      <w:b/>
+      <w:sz w:val="36"/>
+    </w:rPr>
+  </w:style>
+  <w:style w:type="paragraph" w:customStyle="1" w:styleId="11">
+    <w:name w:val="Заголовок 11"/>
+    <w:rPr>
+      <w:b/>
+      <w:sz w:val="32"/>
+    </w:rPr>
+  </w:style>
+  <w:style w:type="paragraph" w:customStyle="1" w:styleId="21">
+    <w:name w:val="Заголовок 21"/>
+    <w:rPr>
+      <w:b/>
+      <w:sz w:val="26"/>
+    </w:rPr>
+  </w:style>
+  <w:style w:type="paragraph" w:customStyle="1" w:styleId="31">
+    <w:name w:val="Заголовок 31"/>
+    <w:rPr>
+      <w:b/>
+      <w:sz w:val="24"/>
+    </w:rPr>
   </w:style>
 </w:styles>
 </file>
